--- a/outputs/ineligible-guide/GMCL_Ineligible_Player_Staff_Guide.docx
+++ b/outputs/ineligible-guide/GMCL_Ineligible_Player_Staff_Guide.docx
@@ -205,7 +205,7 @@
                 <w:color w:val="5F6B76"/>
                 <w:sz w:val="18"/>
               </w:rPr>
-              <w:t>Staff guide v1.0 | Fictional case data | Training copy</w:t>
+              <w:t>Staff guide v1.1 | Fictional case data | Training copy</w:t>
             </w:r>
           </w:p>
         </w:tc>
@@ -1157,7 +1157,7 @@
                 <w:color w:val="17212B"/>
                 <w:sz w:val="17"/>
               </w:rPr>
-              <w:t>My Work / All Work tabs and newest/oldest date order</w:t>
+              <w:t>Selected reports, My assigned cases and Report history, with fixture-date range and order</w:t>
             </w:r>
           </w:p>
         </w:tc>
@@ -1192,7 +1192,7 @@
                 <w:color w:val="17212B"/>
                 <w:sz w:val="17"/>
               </w:rPr>
-              <w:t>Focus on your own work or cover the full queue</w:t>
+              <w:t>See active work first and find any progressed report when needed</w:t>
             </w:r>
           </w:p>
         </w:tc>
@@ -1574,6 +1574,263 @@
                 <w:sz w:val="21"/>
               </w:rPr>
               <w:t>Technical labels are replaced where possible. When a technical control matters, the screen explains it in everyday language; the glossary at the end gives extra detail.</w:t>
+            </w:r>
+          </w:p>
+        </w:tc>
+      </w:tr>
+    </w:tbl>
+    <w:p>
+      <w:pPr>
+        <w:spacing w:after="0"/>
+      </w:pPr>
+    </w:p>
+    <w:p>
+      <w:r>
+        <w:br w:type="page"/>
+      </w:r>
+    </w:p>
+    <w:p>
+      <w:pPr>
+        <w:pStyle w:val="Heading1"/>
+      </w:pPr>
+      <w:r>
+        <w:t>Import and choose reports</w:t>
+      </w:r>
+    </w:p>
+    <w:tbl>
+      <w:tblPr>
+        <w:tblW w:type="dxa" w:w="9360"/>
+        <w:jc w:val="left"/>
+        <w:tblLayout w:type="fixed"/>
+        <w:tblLook w:firstColumn="1" w:firstRow="1" w:lastColumn="0" w:lastRow="0" w:noHBand="0" w:noVBand="1" w:val="04A0"/>
+        <w:tblInd w:w="120" w:type="dxa"/>
+      </w:tblPr>
+      <w:tblGrid>
+        <w:gridCol w:w="9360"/>
+      </w:tblGrid>
+      <w:tr>
+        <w:tc>
+          <w:tcPr>
+            <w:tcW w:type="dxa" w:w="9360"/>
+            <w:tcMar>
+              <w:top w:w="100" w:type="dxa"/>
+              <w:start w:w="140" w:type="dxa"/>
+              <w:bottom w:w="100" w:type="dxa"/>
+              <w:end w:w="140" w:type="dxa"/>
+            </w:tcMar>
+            <w:vAlign w:val="center"/>
+            <w:shd w:fill="EAF5FB"/>
+            <w:tcBorders>
+              <w:top w:val="nil"/>
+              <w:left w:val="single" w:sz="18" w:color="2E86C1"/>
+              <w:bottom w:val="nil"/>
+              <w:right w:val="nil"/>
+            </w:tcBorders>
+          </w:tcPr>
+          <w:p>
+            <w:pPr>
+              <w:keepNext w:val="0"/>
+              <w:keepLines w:val="0"/>
+              <w:spacing w:before="0" w:after="0" w:line="276" w:lineRule="auto"/>
+            </w:pPr>
+            <w:r>
+              <w:rPr>
+                <w:rFonts w:ascii="Arial" w:hAnsi="Arial"/>
+                <w:b/>
+                <w:i w:val="0"/>
+                <w:color w:val="2E86C1"/>
+                <w:sz w:val="18"/>
+              </w:rPr>
+              <w:t xml:space="preserve">WHAT THE COUNTS MEAN  </w:t>
+            </w:r>
+            <w:r>
+              <w:rPr>
+                <w:rFonts w:ascii="Arial" w:hAnsi="Arial"/>
+                <w:b w:val="0"/>
+                <w:i w:val="0"/>
+                <w:color w:val="17212B"/>
+                <w:sz w:val="21"/>
+              </w:rPr>
+              <w:t>Source rows read is every Google response. Added and changed are database updates, so zero is normal when the same sheet is imported again.</w:t>
+            </w:r>
+          </w:p>
+        </w:tc>
+      </w:tr>
+    </w:tbl>
+    <w:p>
+      <w:pPr>
+        <w:spacing w:after="0"/>
+      </w:pPr>
+    </w:p>
+    <w:p>
+      <w:pPr>
+        <w:pStyle w:val="GMCLNumber"/>
+        <w:keepNext w:val="0"/>
+        <w:keepLines w:val="0"/>
+        <w:spacing w:before="0" w:after="80" w:line="288" w:lineRule="auto"/>
+        <w:ind w:left="547" w:hanging="274"/>
+      </w:pPr>
+      <w:r>
+        <w:rPr>
+          <w:rFonts w:ascii="Arial" w:hAnsi="Arial"/>
+          <w:b w:val="0"/>
+          <w:i w:val="0"/>
+          <w:color w:val="17212B"/>
+          <w:sz w:val="22"/>
+        </w:rPr>
+        <w:t>Open Sanctions, then Ineligible-player work.</w:t>
+      </w:r>
+    </w:p>
+    <w:p>
+      <w:pPr>
+        <w:pStyle w:val="GMCLNumber"/>
+        <w:keepNext w:val="0"/>
+        <w:keepLines w:val="0"/>
+        <w:spacing w:before="0" w:after="80" w:line="288" w:lineRule="auto"/>
+        <w:ind w:left="547" w:hanging="274"/>
+      </w:pPr>
+      <w:r>
+        <w:rPr>
+          <w:rFonts w:ascii="Arial" w:hAnsi="Arial"/>
+          <w:b w:val="0"/>
+          <w:i w:val="0"/>
+          <w:color w:val="17212B"/>
+          <w:sz w:val="22"/>
+        </w:rPr>
+        <w:t>Under Route 2, select Import and choose reports.</w:t>
+      </w:r>
+    </w:p>
+    <w:p>
+      <w:pPr>
+        <w:pStyle w:val="GMCLNumber"/>
+        <w:keepNext w:val="0"/>
+        <w:keepLines w:val="0"/>
+        <w:spacing w:before="0" w:after="80" w:line="288" w:lineRule="auto"/>
+        <w:ind w:left="547" w:hanging="274"/>
+      </w:pPr>
+      <w:r>
+        <w:rPr>
+          <w:rFonts w:ascii="Arial" w:hAnsi="Arial"/>
+          <w:b w:val="0"/>
+          <w:i w:val="0"/>
+          <w:color w:val="17212B"/>
+          <w:sz w:val="22"/>
+        </w:rPr>
+        <w:t>If Selection is blocked, record the import number and error, plus any spreadsheet row shown, then stop for import or identity help.</w:t>
+      </w:r>
+    </w:p>
+    <w:p>
+      <w:pPr>
+        <w:pStyle w:val="GMCLNumber"/>
+        <w:keepNext w:val="0"/>
+        <w:keepLines w:val="0"/>
+        <w:spacing w:before="0" w:after="80" w:line="288" w:lineRule="auto"/>
+        <w:ind w:left="547" w:hanging="274"/>
+      </w:pPr>
+      <w:r>
+        <w:rPr>
+          <w:rFonts w:ascii="Arial" w:hAnsi="Arial"/>
+          <w:b w:val="0"/>
+          <w:i w:val="0"/>
+          <w:color w:val="17212B"/>
+          <w:sz w:val="22"/>
+        </w:rPr>
+        <w:t>Use Fixture from, Fixture to, Order or search to find the current handover.</w:t>
+      </w:r>
+    </w:p>
+    <w:p>
+      <w:pPr>
+        <w:pStyle w:val="GMCLNumber"/>
+        <w:keepNext w:val="0"/>
+        <w:keepLines w:val="0"/>
+        <w:spacing w:before="0" w:after="80" w:line="288" w:lineRule="auto"/>
+        <w:ind w:left="547" w:hanging="274"/>
+      </w:pPr>
+      <w:r>
+        <w:rPr>
+          <w:rFonts w:ascii="Arial" w:hAnsi="Arial"/>
+          <w:b w:val="0"/>
+          <w:i w:val="0"/>
+          <w:color w:val="17212B"/>
+          <w:sz w:val="22"/>
+        </w:rPr>
+        <w:t>Tick Progress or choose Select all shown, check the current handover total, add a handover label and save.</w:t>
+      </w:r>
+    </w:p>
+    <w:p>
+      <w:pPr>
+        <w:pStyle w:val="GMCLNumber"/>
+        <w:keepNext w:val="0"/>
+        <w:keepLines w:val="0"/>
+        <w:spacing w:before="0" w:after="80" w:line="288" w:lineRule="auto"/>
+        <w:ind w:left="547" w:hanging="274"/>
+      </w:pPr>
+      <w:r>
+        <w:rPr>
+          <w:rFonts w:ascii="Arial" w:hAnsi="Arial"/>
+          <w:b w:val="0"/>
+          <w:i w:val="0"/>
+          <w:color w:val="17212B"/>
+          <w:sz w:val="22"/>
+        </w:rPr>
+        <w:t>If a report is missing, open Report history and search for the player before importing again.</w:t>
+      </w:r>
+    </w:p>
+    <w:tbl>
+      <w:tblPr>
+        <w:tblW w:type="dxa" w:w="9360"/>
+        <w:jc w:val="left"/>
+        <w:tblLayout w:type="fixed"/>
+        <w:tblLook w:firstColumn="1" w:firstRow="1" w:lastColumn="0" w:lastRow="0" w:noHBand="0" w:noVBand="1" w:val="04A0"/>
+        <w:tblInd w:w="120" w:type="dxa"/>
+      </w:tblPr>
+      <w:tblGrid>
+        <w:gridCol w:w="9360"/>
+      </w:tblGrid>
+      <w:tr>
+        <w:tc>
+          <w:tcPr>
+            <w:tcW w:type="dxa" w:w="9360"/>
+            <w:tcMar>
+              <w:top w:w="100" w:type="dxa"/>
+              <w:start w:w="140" w:type="dxa"/>
+              <w:bottom w:w="100" w:type="dxa"/>
+              <w:end w:w="140" w:type="dxa"/>
+            </w:tcMar>
+            <w:vAlign w:val="center"/>
+            <w:shd w:fill="FFF4D6"/>
+            <w:tcBorders>
+              <w:top w:val="nil"/>
+              <w:left w:val="single" w:sz="18" w:color="F5A623"/>
+              <w:bottom w:val="nil"/>
+              <w:right w:val="nil"/>
+            </w:tcBorders>
+          </w:tcPr>
+          <w:p>
+            <w:pPr>
+              <w:keepNext w:val="0"/>
+              <w:keepLines w:val="0"/>
+              <w:spacing w:before="0" w:after="0" w:line="276" w:lineRule="auto"/>
+            </w:pPr>
+            <w:r>
+              <w:rPr>
+                <w:rFonts w:ascii="Arial" w:hAnsi="Arial"/>
+                <w:b/>
+                <w:i w:val="0"/>
+                <w:color w:val="F5A623"/>
+                <w:sz w:val="18"/>
+              </w:rPr>
+              <w:t xml:space="preserve">ONE ROW MEANS ONE REPORT  </w:t>
+            </w:r>
+            <w:r>
+              <w:rPr>
+                <w:rFonts w:ascii="Arial" w:hAnsi="Arial"/>
+                <w:b w:val="0"/>
+                <w:i w:val="0"/>
+                <w:color w:val="17212B"/>
+                <w:sz w:val="21"/>
+              </w:rPr>
+              <w:t>Several player names in one Google response remain one report and one checkbox. They are not split automatically into separate cases.</w:t>
             </w:r>
           </w:p>
         </w:tc>
@@ -1702,7 +1959,7 @@
                 <w:color w:val="17212B"/>
                 <w:sz w:val="18"/>
               </w:rPr>
-              <w:t>My Work (default) | All Work</w:t>
+              <w:t>Selected reports (default) | My assigned cases | Report history</w:t>
             </w:r>
           </w:p>
           <w:p>
@@ -1729,7 +1986,7 @@
                 <w:color w:val="17212B"/>
                 <w:sz w:val="18"/>
               </w:rPr>
-              <w:t>Newest first (default) | Oldest first</w:t>
+              <w:t>Received newest/oldest | Fixture newest/oldest</w:t>
             </w:r>
           </w:p>
           <w:p>
@@ -1756,7 +2013,7 @@
                 <w:color w:val="17212B"/>
                 <w:sz w:val="18"/>
               </w:rPr>
-              <w:t>Needs review | Case raised | Waiting for club | Decision | Complete | Exceptions</w:t>
+              <w:t>Fixture from/to | Work status | Player, club, team and case status</w:t>
             </w:r>
           </w:p>
           <w:p>
@@ -2326,7 +2583,7 @@
                 <w:color w:val="17212B"/>
                 <w:sz w:val="21"/>
               </w:rPr>
-              <w:t>The fictional Jordan Taylor report appears under My Work, sorted near the top because it was received recently. Its card says: Next: confirm the offending team and fixture date.</w:t>
+              <w:t>The fictional Jordan Taylor report appears under Selected reports. Use fixture-date order to place the match correctly, or My assigned cases after the case has an owner. Its card says: Next: confirm the offending team and fixture date.</w:t>
             </w:r>
           </w:p>
         </w:tc>
@@ -2342,7 +2599,7 @@
         <w:pStyle w:val="Heading2"/>
       </w:pPr>
       <w:r>
-        <w:t>My Work and All Work</w:t>
+        <w:t>Selected reports, assignments and history</w:t>
       </w:r>
     </w:p>
     <w:p>
@@ -2361,7 +2618,36 @@
           <w:color w:val="17212B"/>
           <w:sz w:val="22"/>
         </w:rPr>
-        <w:t xml:space="preserve">My Work: </w:t>
+        <w:t xml:space="preserve">Selected reports: </w:t>
+      </w:r>
+      <w:r>
+        <w:rPr>
+          <w:rFonts w:ascii="Arial" w:hAnsi="Arial"/>
+          <w:b w:val="0"/>
+          <w:i w:val="0"/>
+          <w:color w:val="17212B"/>
+          <w:sz w:val="22"/>
+        </w:rPr>
+        <w:t>shows the open work chosen for the current handover.</w:t>
+      </w:r>
+    </w:p>
+    <w:p>
+      <w:pPr>
+        <w:pStyle w:val="GMCLBullet"/>
+        <w:keepNext w:val="0"/>
+        <w:keepLines w:val="0"/>
+        <w:spacing w:before="0" w:after="80" w:line="288" w:lineRule="auto"/>
+        <w:ind w:left="547" w:hanging="274"/>
+      </w:pPr>
+      <w:r>
+        <w:rPr>
+          <w:rFonts w:ascii="Arial" w:hAnsi="Arial"/>
+          <w:b/>
+          <w:i w:val="0"/>
+          <w:color w:val="17212B"/>
+          <w:sz w:val="22"/>
+        </w:rPr>
+        <w:t xml:space="preserve">My assigned cases: </w:t>
       </w:r>
       <w:r>
         <w:rPr>
@@ -2390,7 +2676,7 @@
           <w:color w:val="17212B"/>
           <w:sz w:val="22"/>
         </w:rPr>
-        <w:t xml:space="preserve">All Work: </w:t>
+        <w:t xml:space="preserve">Report history: </w:t>
       </w:r>
       <w:r>
         <w:rPr>
@@ -2400,7 +2686,7 @@
           <w:color w:val="17212B"/>
           <w:sz w:val="22"/>
         </w:rPr>
-        <w:t>shows the whole queue for cover, supervision and workload balancing.</w:t>
+        <w:t>shows open, hidden, case-raised, duplicate and ignored reports for audit and troubleshooting.</w:t>
       </w:r>
     </w:p>
     <w:p>
@@ -2419,7 +2705,7 @@
           <w:color w:val="17212B"/>
           <w:sz w:val="22"/>
         </w:rPr>
-        <w:t xml:space="preserve">Keep the date order: </w:t>
+        <w:t xml:space="preserve">Keep the fixture view: </w:t>
       </w:r>
       <w:r>
         <w:rPr>
@@ -2429,7 +2715,7 @@
           <w:color w:val="17212B"/>
           <w:sz w:val="22"/>
         </w:rPr>
-        <w:t>moving between My Work and All Work keeps your chosen newest/oldest direction.</w:t>
+        <w:t>date range and order stay in place when you move between queue tabs.</w:t>
       </w:r>
     </w:p>
     <w:p>
@@ -4467,7 +4753,7 @@
                 <w:color w:val="17212B"/>
                 <w:sz w:val="21"/>
               </w:rPr>
-              <w:t>HawkAI searches GMCL's own active published-rule index for eligibility wording and pre-fills likely rule candidates inside the case. It does not send the player, club or case summary outside GMCL.</w:t>
+              <w:t>HawkAI compares the case wording and any rule already recorded with GMCL's active published rules. A starred-player case should therefore rank the starred-player rule above a generic dispensation rule. It does not send the player, club or case summary outside GMCL.</w:t>
             </w:r>
           </w:p>
         </w:tc>
@@ -4593,7 +4879,7 @@
                 <w:color w:val="17212B"/>
                 <w:sz w:val="18"/>
               </w:rPr>
-              <w:t>The active rule contains eligibility or ineligible-player wording</w:t>
+              <w:t>The case names Rule 3.5 and the source finding says starred player</w:t>
             </w:r>
           </w:p>
           <w:p>
@@ -5472,7 +5758,7 @@
                 <w:color w:val="17212B"/>
                 <w:sz w:val="34"/>
               </w:rPr>
-              <w:t>Preview and request the club response</w:t>
+              <w:t>Ask the club for its explanation</w:t>
             </w:r>
           </w:p>
           <w:p>
@@ -5489,12 +5775,142 @@
                 <w:color w:val="5F6B76"/>
                 <w:sz w:val="19"/>
               </w:rPr>
-              <w:t>Show the exact proposed email before anything is queued  |  Typical time: 5 minutes</w:t>
+              <w:t>Save both messages, then deliberately send only the initial email  |  Typical time: 5 minutes</w:t>
             </w:r>
           </w:p>
         </w:tc>
       </w:tr>
     </w:tbl>
+    <w:p>
+      <w:pPr>
+        <w:pStyle w:val="Heading2"/>
+      </w:pPr>
+      <w:r>
+        <w:t>The three actions on screen</w:t>
+      </w:r>
+    </w:p>
+    <w:p>
+      <w:pPr>
+        <w:pStyle w:val="GMCLNumber"/>
+        <w:keepNext w:val="0"/>
+        <w:keepLines w:val="0"/>
+        <w:spacing w:before="0" w:after="80" w:line="288" w:lineRule="auto"/>
+        <w:ind w:left="547" w:hanging="274"/>
+      </w:pPr>
+      <w:r>
+        <w:rPr>
+          <w:rFonts w:ascii="Arial" w:hAnsi="Arial"/>
+          <w:b w:val="0"/>
+          <w:i w:val="0"/>
+          <w:color w:val="17212B"/>
+          <w:sz w:val="22"/>
+        </w:rPr>
+        <w:t>Review and save the initial email. Saving the wording does not contact the club.</w:t>
+      </w:r>
+    </w:p>
+    <w:p>
+      <w:pPr>
+        <w:pStyle w:val="GMCLNumber"/>
+        <w:keepNext w:val="0"/>
+        <w:keepLines w:val="0"/>
+        <w:spacing w:before="0" w:after="80" w:line="288" w:lineRule="auto"/>
+        <w:ind w:left="547" w:hanging="274"/>
+      </w:pPr>
+      <w:r>
+        <w:rPr>
+          <w:rFonts w:ascii="Arial" w:hAnsi="Arial"/>
+          <w:b w:val="0"/>
+          <w:i w:val="0"/>
+          <w:color w:val="17212B"/>
+          <w:sz w:val="22"/>
+        </w:rPr>
+        <w:t>Review and save the reminder. It is prepared now but is not sent now.</w:t>
+      </w:r>
+    </w:p>
+    <w:p>
+      <w:pPr>
+        <w:pStyle w:val="GMCLNumber"/>
+        <w:keepNext w:val="0"/>
+        <w:keepLines w:val="0"/>
+        <w:spacing w:before="0" w:after="80" w:line="288" w:lineRule="auto"/>
+        <w:ind w:left="547" w:hanging="274"/>
+      </w:pPr>
+      <w:r>
+        <w:rPr>
+          <w:rFonts w:ascii="Arial" w:hAnsi="Arial"/>
+          <w:b w:val="0"/>
+          <w:i w:val="0"/>
+          <w:color w:val="17212B"/>
+          <w:sz w:val="22"/>
+        </w:rPr>
+        <w:t>Check the verified official mailbox, then select Send initial email to club. This is the action that queues the first email.</w:t>
+      </w:r>
+    </w:p>
+    <w:tbl>
+      <w:tblPr>
+        <w:tblW w:type="dxa" w:w="9360"/>
+        <w:jc w:val="left"/>
+        <w:tblLayout w:type="fixed"/>
+        <w:tblLook w:firstColumn="1" w:firstRow="1" w:lastColumn="0" w:lastRow="0" w:noHBand="0" w:noVBand="1" w:val="04A0"/>
+        <w:tblInd w:w="120" w:type="dxa"/>
+      </w:tblPr>
+      <w:tblGrid>
+        <w:gridCol w:w="9360"/>
+      </w:tblGrid>
+      <w:tr>
+        <w:tc>
+          <w:tcPr>
+            <w:tcW w:type="dxa" w:w="9360"/>
+            <w:tcMar>
+              <w:top w:w="100" w:type="dxa"/>
+              <w:start w:w="140" w:type="dxa"/>
+              <w:bottom w:w="100" w:type="dxa"/>
+              <w:end w:w="140" w:type="dxa"/>
+            </w:tcMar>
+            <w:vAlign w:val="center"/>
+            <w:shd w:fill="EAF7F0"/>
+            <w:tcBorders>
+              <w:top w:val="nil"/>
+              <w:left w:val="single" w:sz="18" w:color="198754"/>
+              <w:bottom w:val="nil"/>
+              <w:right w:val="nil"/>
+            </w:tcBorders>
+          </w:tcPr>
+          <w:p>
+            <w:pPr>
+              <w:keepNext w:val="0"/>
+              <w:keepLines w:val="0"/>
+              <w:spacing w:before="0" w:after="0" w:line="276" w:lineRule="auto"/>
+            </w:pPr>
+            <w:r>
+              <w:rPr>
+                <w:rFonts w:ascii="Arial" w:hAnsi="Arial"/>
+                <w:b/>
+                <w:i w:val="0"/>
+                <w:color w:val="198754"/>
+                <w:sz w:val="18"/>
+              </w:rPr>
+              <w:t xml:space="preserve">WHAT SENDS NOW?  </w:t>
+            </w:r>
+            <w:r>
+              <w:rPr>
+                <w:rFonts w:ascii="Arial" w:hAnsi="Arial"/>
+                <w:b w:val="0"/>
+                <w:i w:val="0"/>
+                <w:color w:val="17212B"/>
+                <w:sz w:val="21"/>
+              </w:rPr>
+              <w:t>Only the initial email. The reminder is sent on day five only if delivery succeeded and the club has not responded.</w:t>
+            </w:r>
+          </w:p>
+        </w:tc>
+      </w:tr>
+    </w:tbl>
+    <w:p>
+      <w:pPr>
+        <w:spacing w:after="0"/>
+      </w:pPr>
+    </w:p>
     <w:p>
       <w:pPr>
         <w:pStyle w:val="Heading2"/>
@@ -5517,7 +5933,7 @@
           <w:color w:val="17212B"/>
           <w:sz w:val="22"/>
         </w:rPr>
-        <w:t>The Email preview centre shows every latest saved message for the case, including its audience, status, recipients, subject and full wording.</w:t>
+        <w:t>The Email templates and previews section shows all five messages before they are saved. Once staff save a message, the exact latest wording, audience, status and recipients replace the example.</w:t>
       </w:r>
     </w:p>
     <w:tbl>
@@ -6370,6 +6786,11 @@
         </w:tc>
       </w:tr>
     </w:tbl>
+    <w:p>
+      <w:r>
+        <w:br w:type="page"/>
+      </w:r>
+    </w:p>
     <w:tbl>
       <w:tblPr>
         <w:tblW w:type="dxa" w:w="9360"/>
@@ -6414,7 +6835,7 @@
                 <w:color w:val="C41E3A"/>
                 <w:sz w:val="18"/>
               </w:rPr>
-              <w:t>EMAIL PREVIEW - RESPONSE REQUEST</w:t>
+              <w:t>EMAIL PREVIEW - INITIAL EMAIL</w:t>
             </w:r>
           </w:p>
           <w:p>
@@ -6468,7 +6889,7 @@
                 <w:color w:val="17212B"/>
                 <w:sz w:val="18"/>
               </w:rPr>
-              <w:t>Response requested for GMCL case GMCL-2026-0042</w:t>
+              <w:t>Please respond: player eligibility query for Riverside CC 2nd XI (GMCL-2026-0042)</w:t>
             </w:r>
           </w:p>
           <w:p>
@@ -6502,7 +6923,7 @@
                 <w:color w:val="17212B"/>
                 <w:sz w:val="19"/>
               </w:rPr>
-              <w:t>The GMCL requests an official response from Riverside CC 2nd XI concerning the following allegation:</w:t>
+              <w:t>GMCL is reviewing a possible player eligibility issue involving Riverside CC 2nd XI.</w:t>
             </w:r>
           </w:p>
           <w:p>
@@ -6519,7 +6940,7 @@
                 <w:color w:val="17212B"/>
                 <w:sz w:val="19"/>
               </w:rPr>
-              <w:t>Jordan Taylor may have appeared in the fixture on 2 August 2026 contrary to the reviewed starred-player restriction.</w:t>
+              <w:t>What we are asking about:</w:t>
             </w:r>
           </w:p>
           <w:p>
@@ -6536,7 +6957,7 @@
                 <w:color w:val="17212B"/>
                 <w:sz w:val="19"/>
               </w:rPr>
-              <w:t>Alleged rule: Rule 3.5 - Starred players. This is an allegation for response, not a finding.</w:t>
+              <w:t>Jordan Taylor may have appeared in the fixture on 2 August 2026 contrary to the reviewed starred-player restriction.</w:t>
             </w:r>
           </w:p>
           <w:p>
@@ -6553,7 +6974,7 @@
                 <w:color w:val="17212B"/>
                 <w:sz w:val="19"/>
               </w:rPr>
-              <w:t>Use the secure link below to respond and upload supporting evidence. [Secure response link]</w:t>
+              <w:t>Rule being checked: Rule 3.5 - Starred players.</w:t>
             </w:r>
           </w:p>
           <w:p>
@@ -6570,7 +6991,58 @@
                 <w:color w:val="17212B"/>
                 <w:sz w:val="19"/>
               </w:rPr>
-              <w:t>Case reference: GMCL-2026-0042. The link expires seven days after this email is delivered.</w:t>
+              <w:t>No decision has been made. Please tell us what happened and why the player appeared, whether the club believes the player was eligible, and any permission, exemption or evidence GMCL should consider.</w:t>
+            </w:r>
+          </w:p>
+          <w:p>
+            <w:pPr>
+              <w:keepNext w:val="0"/>
+              <w:keepLines w:val="0"/>
+              <w:spacing w:before="0" w:after="100" w:line="276" w:lineRule="auto"/>
+            </w:pPr>
+            <w:r>
+              <w:rPr>
+                <w:rFonts w:ascii="Arial" w:hAnsi="Arial"/>
+                <w:b w:val="0"/>
+                <w:i w:val="0"/>
+                <w:color w:val="17212B"/>
+                <w:sz w:val="19"/>
+              </w:rPr>
+              <w:t>Please respond within seven days of delivery using the secure link. [Secure response link]</w:t>
+            </w:r>
+          </w:p>
+          <w:p>
+            <w:pPr>
+              <w:keepNext w:val="0"/>
+              <w:keepLines w:val="0"/>
+              <w:spacing w:before="0" w:after="100" w:line="276" w:lineRule="auto"/>
+            </w:pPr>
+            <w:r>
+              <w:rPr>
+                <w:rFonts w:ascii="Arial" w:hAnsi="Arial"/>
+                <w:b w:val="0"/>
+                <w:i w:val="0"/>
+                <w:color w:val="17212B"/>
+                <w:sz w:val="19"/>
+              </w:rPr>
+              <w:t>If no response is received, the investigation may continue using the available information, but no adverse decision is made automatically because the club did not reply.</w:t>
+            </w:r>
+          </w:p>
+          <w:p>
+            <w:pPr>
+              <w:keepNext w:val="0"/>
+              <w:keepLines w:val="0"/>
+              <w:spacing w:before="0" w:after="100" w:line="276" w:lineRule="auto"/>
+            </w:pPr>
+            <w:r>
+              <w:rPr>
+                <w:rFonts w:ascii="Arial" w:hAnsi="Arial"/>
+                <w:b w:val="0"/>
+                <w:i w:val="0"/>
+                <w:color w:val="17212B"/>
+                <w:sz w:val="19"/>
+              </w:rPr>
+              <w:t>Case reference: GMCL-2026-0042.</w:t>
             </w:r>
           </w:p>
           <w:p>
@@ -6736,7 +7208,7 @@
                 <w:color w:val="17212B"/>
                 <w:sz w:val="18"/>
               </w:rPr>
-              <w:t>Reminder: Response requested for GMCL case GMCL-2026-0042</w:t>
+              <w:t>Reminder: player eligibility response due (GMCL-2026-0042)</w:t>
             </w:r>
           </w:p>
           <w:p>
@@ -6770,7 +7242,7 @@
                 <w:color w:val="17212B"/>
                 <w:sz w:val="19"/>
               </w:rPr>
-              <w:t>This is the single reminder that the response for GMCL case GMCL-2026-0042 is due in two days.</w:t>
+              <w:t>This is a reminder about GMCL's player eligibility query. The response is due in two days.</w:t>
             </w:r>
           </w:p>
           <w:p>
@@ -6787,7 +7259,7 @@
                 <w:color w:val="17212B"/>
                 <w:sz w:val="19"/>
               </w:rPr>
-              <w:t>No adverse decision is made automatically if the deadline passes.</w:t>
+              <w:t>No decision has been made. Please explain what happened, why the player appeared and any permission, exemption or evidence GMCL should consider.</w:t>
             </w:r>
           </w:p>
           <w:p>
@@ -6805,6 +7277,23 @@
                 <w:sz w:val="19"/>
               </w:rPr>
               <w:t>[Secure response link]</w:t>
+            </w:r>
+          </w:p>
+          <w:p>
+            <w:pPr>
+              <w:keepNext w:val="0"/>
+              <w:keepLines w:val="0"/>
+              <w:spacing w:before="0" w:after="100" w:line="276" w:lineRule="auto"/>
+            </w:pPr>
+            <w:r>
+              <w:rPr>
+                <w:rFonts w:ascii="Arial" w:hAnsi="Arial"/>
+                <w:b w:val="0"/>
+                <w:i w:val="0"/>
+                <w:color w:val="17212B"/>
+                <w:sz w:val="19"/>
+              </w:rPr>
+              <w:t>If you have already responded, no further action is needed. No adverse decision is made automatically if the deadline passes.</w:t>
             </w:r>
           </w:p>
           <w:p>
@@ -6913,6 +7402,25 @@
           <w:color w:val="17212B"/>
           <w:sz w:val="22"/>
         </w:rPr>
+        <w:t>The message asks for the club's explanation before any finding is made.</w:t>
+      </w:r>
+    </w:p>
+    <w:p>
+      <w:pPr>
+        <w:pStyle w:val="GMCLBullet"/>
+        <w:keepNext w:val="0"/>
+        <w:keepLines w:val="0"/>
+        <w:spacing w:before="0" w:after="80" w:line="288" w:lineRule="auto"/>
+        <w:ind w:left="547" w:hanging="274"/>
+      </w:pPr>
+      <w:r>
+        <w:rPr>
+          <w:rFonts w:ascii="Arial" w:hAnsi="Arial"/>
+          <w:b w:val="0"/>
+          <w:i w:val="0"/>
+          <w:color w:val="17212B"/>
+          <w:sz w:val="22"/>
+        </w:rPr>
         <w:t>Reporter and reporting-club identity are absent.</w:t>
       </w:r>
     </w:p>
@@ -6934,6 +7442,71 @@
         </w:rPr>
         <w:t>Any evidence being shared is a separately redacted copy approved for sharing.</w:t>
       </w:r>
+    </w:p>
+    <w:tbl>
+      <w:tblPr>
+        <w:tblW w:type="dxa" w:w="9360"/>
+        <w:jc w:val="left"/>
+        <w:tblLayout w:type="fixed"/>
+        <w:tblLook w:firstColumn="1" w:firstRow="1" w:lastColumn="0" w:lastRow="0" w:noHBand="0" w:noVBand="1" w:val="04A0"/>
+        <w:tblInd w:w="120" w:type="dxa"/>
+      </w:tblPr>
+      <w:tblGrid>
+        <w:gridCol w:w="9360"/>
+      </w:tblGrid>
+      <w:tr>
+        <w:tc>
+          <w:tcPr>
+            <w:tcW w:type="dxa" w:w="9360"/>
+            <w:tcMar>
+              <w:top w:w="100" w:type="dxa"/>
+              <w:start w:w="140" w:type="dxa"/>
+              <w:bottom w:w="100" w:type="dxa"/>
+              <w:end w:w="140" w:type="dxa"/>
+            </w:tcMar>
+            <w:vAlign w:val="center"/>
+            <w:shd w:fill="FFF4D6"/>
+            <w:tcBorders>
+              <w:top w:val="nil"/>
+              <w:left w:val="single" w:sz="18" w:color="F5A623"/>
+              <w:bottom w:val="nil"/>
+              <w:right w:val="nil"/>
+            </w:tcBorders>
+          </w:tcPr>
+          <w:p>
+            <w:pPr>
+              <w:keepNext w:val="0"/>
+              <w:keepLines w:val="0"/>
+              <w:spacing w:before="0" w:after="0" w:line="276" w:lineRule="auto"/>
+            </w:pPr>
+            <w:r>
+              <w:rPr>
+                <w:rFonts w:ascii="Arial" w:hAnsi="Arial"/>
+                <w:b/>
+                <w:i w:val="0"/>
+                <w:color w:val="F5A623"/>
+                <w:sz w:val="18"/>
+              </w:rPr>
+              <w:t xml:space="preserve">FINAL CLICK  </w:t>
+            </w:r>
+            <w:r>
+              <w:rPr>
+                <w:rFonts w:ascii="Arial" w:hAnsi="Arial"/>
+                <w:b w:val="0"/>
+                <w:i w:val="0"/>
+                <w:color w:val="17212B"/>
+                <w:sz w:val="21"/>
+              </w:rPr>
+              <w:t>Select Send initial email to club. Opening the case, running HawkAI and saving either draft do not send an email.</w:t>
+            </w:r>
+          </w:p>
+        </w:tc>
+      </w:tr>
+    </w:tbl>
+    <w:p>
+      <w:pPr>
+        <w:spacing w:after="0"/>
+      </w:pPr>
     </w:p>
     <w:tbl>
       <w:tblPr>
@@ -11583,6 +12156,78 @@
                 <w:sz w:val="18"/>
               </w:rPr>
               <w:t>Check privacy warnings, recipient mailboxes and approved email/PDF snapshots.</w:t>
+            </w:r>
+          </w:p>
+        </w:tc>
+      </w:tr>
+      <w:tr>
+        <w:tc>
+          <w:tcPr>
+            <w:tcW w:type="dxa" w:w="3000"/>
+            <w:tcBorders>
+              <w:top w:val="single" w:sz="4" w:color="DFE4E8"/>
+              <w:left w:val="single" w:sz="4" w:color="DFE4E8"/>
+              <w:bottom w:val="single" w:sz="4" w:color="DFE4E8"/>
+              <w:right w:val="single" w:sz="4" w:color="DFE4E8"/>
+            </w:tcBorders>
+            <w:tcMar>
+              <w:top w:w="100" w:type="dxa"/>
+              <w:start w:w="140" w:type="dxa"/>
+              <w:bottom w:w="100" w:type="dxa"/>
+              <w:end w:w="140" w:type="dxa"/>
+            </w:tcMar>
+            <w:vAlign w:val="center"/>
+          </w:tcPr>
+          <w:p>
+            <w:pPr>
+              <w:keepNext w:val="0"/>
+              <w:keepLines w:val="0"/>
+              <w:spacing w:before="0" w:after="0" w:line="264" w:lineRule="auto"/>
+            </w:pPr>
+            <w:r>
+              <w:rPr>
+                <w:rFonts w:ascii="Arial" w:hAnsi="Arial"/>
+                <w:b/>
+                <w:i w:val="0"/>
+                <w:color w:val="17212B"/>
+                <w:sz w:val="18"/>
+              </w:rPr>
+              <w:t>An imported report is missing</w:t>
+            </w:r>
+          </w:p>
+        </w:tc>
+        <w:tc>
+          <w:tcPr>
+            <w:tcW w:type="dxa" w:w="6360"/>
+            <w:tcBorders>
+              <w:top w:val="single" w:sz="4" w:color="DFE4E8"/>
+              <w:left w:val="single" w:sz="4" w:color="DFE4E8"/>
+              <w:bottom w:val="single" w:sz="4" w:color="DFE4E8"/>
+              <w:right w:val="single" w:sz="4" w:color="DFE4E8"/>
+            </w:tcBorders>
+            <w:tcMar>
+              <w:top w:w="100" w:type="dxa"/>
+              <w:start w:w="140" w:type="dxa"/>
+              <w:bottom w:w="100" w:type="dxa"/>
+              <w:end w:w="140" w:type="dxa"/>
+            </w:tcMar>
+            <w:vAlign w:val="center"/>
+          </w:tcPr>
+          <w:p>
+            <w:pPr>
+              <w:keepNext w:val="0"/>
+              <w:keepLines w:val="0"/>
+              <w:spacing w:before="0" w:after="0" w:line="264" w:lineRule="auto"/>
+            </w:pPr>
+            <w:r>
+              <w:rPr>
+                <w:rFonts w:ascii="Arial" w:hAnsi="Arial"/>
+                <w:b w:val="0"/>
+                <w:i w:val="0"/>
+                <w:color w:val="17212B"/>
+                <w:sz w:val="18"/>
+              </w:rPr>
+              <w:t>Clear date/search filters, then open Report history. Case-raised, duplicate and ignored reports are not offered in the chooser.</w:t>
             </w:r>
           </w:p>
         </w:tc>
@@ -12377,7 +13022,7 @@
                 <w:color w:val="17212B"/>
                 <w:sz w:val="17"/>
               </w:rPr>
-              <w:t>Queue supports Newest first and Oldest first and remembers the choice.</w:t>
+              <w:t>Queue supports fixture From/To plus received or fixture newest/oldest order and remembers the view.</w:t>
             </w:r>
           </w:p>
         </w:tc>
@@ -12663,7 +13308,7 @@
                 <w:color w:val="17212B"/>
                 <w:sz w:val="17"/>
               </w:rPr>
-              <w:t>My work / all work</w:t>
+              <w:t>Focused work and report history</w:t>
             </w:r>
           </w:p>
         </w:tc>
@@ -12698,7 +13343,7 @@
                 <w:color w:val="17212B"/>
                 <w:sz w:val="17"/>
               </w:rPr>
-              <w:t>My Work is the default tab; All Work is available to permitted staff.</w:t>
+              <w:t>Selected reports is the default; My assigned cases and Report history are available when needed.</w:t>
             </w:r>
           </w:p>
         </w:tc>

--- a/outputs/ineligible-guide/GMCL_Ineligible_Player_Staff_Guide.docx
+++ b/outputs/ineligible-guide/GMCL_Ineligible_Player_Staff_Guide.docx
@@ -2719,8 +2719,68 @@
       </w:r>
     </w:p>
     <w:p>
+      <w:pPr>
+        <w:pStyle w:val="Heading2"/>
+      </w:pPr>
       <w:r>
-        <w:br w:type="page"/>
+        <w:t>Give another administrator ownership or one task</w:t>
+      </w:r>
+    </w:p>
+    <w:p>
+      <w:pPr>
+        <w:pStyle w:val="GMCLNumber"/>
+        <w:keepNext w:val="0"/>
+        <w:keepLines w:val="0"/>
+        <w:spacing w:before="0" w:after="80" w:line="288" w:lineRule="auto"/>
+        <w:ind w:left="547" w:hanging="274"/>
+      </w:pPr>
+      <w:r>
+        <w:rPr>
+          <w:rFonts w:ascii="Arial" w:hAnsi="Arial"/>
+          <w:b w:val="0"/>
+          <w:i w:val="0"/>
+          <w:color w:val="17212B"/>
+          <w:sz w:val="22"/>
+        </w:rPr>
+        <w:t>Open the case and find Case owner and help.</w:t>
+      </w:r>
+    </w:p>
+    <w:p>
+      <w:pPr>
+        <w:pStyle w:val="GMCLNumber"/>
+        <w:keepNext w:val="0"/>
+        <w:keepLines w:val="0"/>
+        <w:spacing w:before="0" w:after="80" w:line="288" w:lineRule="auto"/>
+        <w:ind w:left="547" w:hanging="274"/>
+      </w:pPr>
+      <w:r>
+        <w:rPr>
+          <w:rFonts w:ascii="Arial" w:hAnsi="Arial"/>
+          <w:b w:val="0"/>
+          <w:i w:val="0"/>
+          <w:color w:val="17212B"/>
+          <w:sz w:val="22"/>
+        </w:rPr>
+        <w:t>Whole case: choose the administrator, enter the reason and select Save case owner.</w:t>
+      </w:r>
+    </w:p>
+    <w:p>
+      <w:pPr>
+        <w:pStyle w:val="GMCLNumber"/>
+        <w:keepNext w:val="0"/>
+        <w:keepLines w:val="0"/>
+        <w:spacing w:before="0" w:after="80" w:line="288" w:lineRule="auto"/>
+        <w:ind w:left="547" w:hanging="274"/>
+      </w:pPr>
+      <w:r>
+        <w:rPr>
+          <w:rFonts w:ascii="Arial" w:hAnsi="Arial"/>
+          <w:b w:val="0"/>
+          <w:i w:val="0"/>
+          <w:color w:val="17212B"/>
+          <w:sz w:val="22"/>
+        </w:rPr>
+        <w:t>One task: choose the administrator, describe the work, add an optional due date and select Assign supporting task. It stays on the case and in Open task list. Both actions are audited.</w:t>
       </w:r>
     </w:p>
     <w:tbl>
@@ -5775,7 +5835,7 @@
                 <w:color w:val="5F6B76"/>
                 <w:sz w:val="19"/>
               </w:rPr>
-              <w:t>Save both messages, then deliberately send only the initial email  |  Typical time: 5 minutes</w:t>
+              <w:t>Use the prominent Next action section and work down its three cards  |  Typical time: 5 minutes</w:t>
             </w:r>
           </w:p>
         </w:tc>
@@ -5786,7 +5846,7 @@
         <w:pStyle w:val="Heading2"/>
       </w:pPr>
       <w:r>
-        <w:t>The three actions on screen</w:t>
+        <w:t>The exact buttons on screen</w:t>
       </w:r>
     </w:p>
     <w:p>
@@ -5805,7 +5865,7 @@
           <w:color w:val="17212B"/>
           <w:sz w:val="22"/>
         </w:rPr>
-        <w:t>Review and save the initial email. Saving the wording does not contact the club.</w:t>
+        <w:t>If prompted, save the alleged rule under investigation first.</w:t>
       </w:r>
     </w:p>
     <w:p>
@@ -5824,7 +5884,7 @@
           <w:color w:val="17212B"/>
           <w:sz w:val="22"/>
         </w:rPr>
-        <w:t>Review and save the reminder. It is prepared now but is not sent now.</w:t>
+        <w:t>Under 1. Review and save the initial email, check the wording and select Save initial email. A green saved badge appears; no club is contacted.</w:t>
       </w:r>
     </w:p>
     <w:p>
@@ -5843,9 +5903,584 @@
           <w:color w:val="17212B"/>
           <w:sz w:val="22"/>
         </w:rPr>
-        <w:t>Check the verified official mailbox, then select Send initial email to club. This is the action that queues the first email.</w:t>
+        <w:t>Optional: tick the safe-test confirmation and select Send TEST copy to me. The copy goes only to your signed-in administrator address, contains no live response link and cannot change the case.</w:t>
       </w:r>
     </w:p>
+    <w:p>
+      <w:pPr>
+        <w:pStyle w:val="GMCLNumber"/>
+        <w:keepNext w:val="0"/>
+        <w:keepLines w:val="0"/>
+        <w:spacing w:before="0" w:after="80" w:line="288" w:lineRule="auto"/>
+        <w:ind w:left="547" w:hanging="274"/>
+      </w:pPr>
+      <w:r>
+        <w:rPr>
+          <w:rFonts w:ascii="Arial" w:hAnsi="Arial"/>
+          <w:b w:val="0"/>
+          <w:i w:val="0"/>
+          <w:color w:val="17212B"/>
+          <w:sz w:val="22"/>
+        </w:rPr>
+        <w:t>Under 2. Review and save the reminder, check the wording and select Save reminder. It is prepared now but is not sent now.</w:t>
+      </w:r>
+    </w:p>
+    <w:p>
+      <w:pPr>
+        <w:pStyle w:val="GMCLNumber"/>
+        <w:keepNext w:val="0"/>
+        <w:keepLines w:val="0"/>
+        <w:spacing w:before="0" w:after="80" w:line="288" w:lineRule="auto"/>
+        <w:ind w:left="547" w:hanging="274"/>
+      </w:pPr>
+      <w:r>
+        <w:rPr>
+          <w:rFonts w:ascii="Arial" w:hAnsi="Arial"/>
+          <w:b w:val="0"/>
+          <w:i w:val="0"/>
+          <w:color w:val="17212B"/>
+          <w:sz w:val="22"/>
+        </w:rPr>
+        <w:t>Under 3. Send the initial email, check the verified official mailbox and select Send initial email to club only when you intend to make live contact.</w:t>
+      </w:r>
+    </w:p>
+    <w:tbl>
+      <w:tblPr>
+        <w:tblW w:type="dxa" w:w="9360"/>
+        <w:tblLayout w:type="fixed"/>
+        <w:tblLook w:firstColumn="1" w:firstRow="1" w:lastColumn="0" w:lastRow="0" w:noHBand="0" w:noVBand="1" w:val="04A0"/>
+        <w:jc w:val="left"/>
+        <w:tblInd w:w="120" w:type="dxa"/>
+      </w:tblPr>
+      <w:tblGrid>
+        <w:gridCol w:w="4200"/>
+        <w:gridCol w:w="2200"/>
+        <w:gridCol w:w="2960"/>
+      </w:tblGrid>
+      <w:tr>
+        <w:trPr>
+          <w:tblHeader w:val="true"/>
+        </w:trPr>
+        <w:tc>
+          <w:tcPr>
+            <w:tcW w:type="dxa" w:w="4200"/>
+            <w:tcMar>
+              <w:top w:w="100" w:type="dxa"/>
+              <w:start w:w="140" w:type="dxa"/>
+              <w:bottom w:w="100" w:type="dxa"/>
+              <w:end w:w="140" w:type="dxa"/>
+            </w:tcMar>
+            <w:vAlign w:val="center"/>
+            <w:shd w:fill="C41E3A"/>
+          </w:tcPr>
+          <w:p>
+            <w:pPr>
+              <w:keepNext w:val="0"/>
+              <w:keepLines w:val="0"/>
+              <w:spacing w:before="0" w:after="0" w:line="264" w:lineRule="auto"/>
+            </w:pPr>
+            <w:r>
+              <w:rPr>
+                <w:rFonts w:ascii="Arial" w:hAnsi="Arial"/>
+                <w:b/>
+                <w:i w:val="0"/>
+                <w:color w:val="FFFFFF"/>
+                <w:sz w:val="18"/>
+              </w:rPr>
+              <w:t>Action</w:t>
+            </w:r>
+          </w:p>
+        </w:tc>
+        <w:tc>
+          <w:tcPr>
+            <w:tcW w:type="dxa" w:w="2200"/>
+            <w:tcMar>
+              <w:top w:w="100" w:type="dxa"/>
+              <w:start w:w="140" w:type="dxa"/>
+              <w:bottom w:w="100" w:type="dxa"/>
+              <w:end w:w="140" w:type="dxa"/>
+            </w:tcMar>
+            <w:vAlign w:val="center"/>
+            <w:shd w:fill="C41E3A"/>
+          </w:tcPr>
+          <w:p>
+            <w:pPr>
+              <w:keepNext w:val="0"/>
+              <w:keepLines w:val="0"/>
+              <w:spacing w:before="0" w:after="0" w:line="264" w:lineRule="auto"/>
+            </w:pPr>
+            <w:r>
+              <w:rPr>
+                <w:rFonts w:ascii="Arial" w:hAnsi="Arial"/>
+                <w:b/>
+                <w:i w:val="0"/>
+                <w:color w:val="FFFFFF"/>
+                <w:sz w:val="18"/>
+              </w:rPr>
+              <w:t>Contacts club?</w:t>
+            </w:r>
+          </w:p>
+        </w:tc>
+        <w:tc>
+          <w:tcPr>
+            <w:tcW w:type="dxa" w:w="2960"/>
+            <w:tcMar>
+              <w:top w:w="100" w:type="dxa"/>
+              <w:start w:w="140" w:type="dxa"/>
+              <w:bottom w:w="100" w:type="dxa"/>
+              <w:end w:w="140" w:type="dxa"/>
+            </w:tcMar>
+            <w:vAlign w:val="center"/>
+            <w:shd w:fill="C41E3A"/>
+          </w:tcPr>
+          <w:p>
+            <w:pPr>
+              <w:keepNext w:val="0"/>
+              <w:keepLines w:val="0"/>
+              <w:spacing w:before="0" w:after="0" w:line="264" w:lineRule="auto"/>
+            </w:pPr>
+            <w:r>
+              <w:rPr>
+                <w:rFonts w:ascii="Arial" w:hAnsi="Arial"/>
+                <w:b/>
+                <w:i w:val="0"/>
+                <w:color w:val="FFFFFF"/>
+                <w:sz w:val="18"/>
+              </w:rPr>
+              <w:t>Response clock</w:t>
+            </w:r>
+          </w:p>
+        </w:tc>
+      </w:tr>
+      <w:tr>
+        <w:tc>
+          <w:tcPr>
+            <w:tcW w:type="dxa" w:w="4200"/>
+            <w:tcBorders>
+              <w:top w:val="single" w:sz="4" w:color="DFE4E8"/>
+              <w:left w:val="single" w:sz="4" w:color="DFE4E8"/>
+              <w:bottom w:val="single" w:sz="4" w:color="DFE4E8"/>
+              <w:right w:val="single" w:sz="4" w:color="DFE4E8"/>
+            </w:tcBorders>
+            <w:tcMar>
+              <w:top w:w="100" w:type="dxa"/>
+              <w:start w:w="140" w:type="dxa"/>
+              <w:bottom w:w="100" w:type="dxa"/>
+              <w:end w:w="140" w:type="dxa"/>
+            </w:tcMar>
+            <w:vAlign w:val="center"/>
+          </w:tcPr>
+          <w:p>
+            <w:pPr>
+              <w:keepNext w:val="0"/>
+              <w:keepLines w:val="0"/>
+              <w:spacing w:before="0" w:after="0" w:line="264" w:lineRule="auto"/>
+            </w:pPr>
+            <w:r>
+              <w:rPr>
+                <w:rFonts w:ascii="Arial" w:hAnsi="Arial"/>
+                <w:b w:val="0"/>
+                <w:i w:val="0"/>
+                <w:color w:val="17212B"/>
+                <w:sz w:val="18"/>
+              </w:rPr>
+              <w:t>Save initial email</w:t>
+            </w:r>
+          </w:p>
+        </w:tc>
+        <w:tc>
+          <w:tcPr>
+            <w:tcW w:type="dxa" w:w="2200"/>
+            <w:tcBorders>
+              <w:top w:val="single" w:sz="4" w:color="DFE4E8"/>
+              <w:left w:val="single" w:sz="4" w:color="DFE4E8"/>
+              <w:bottom w:val="single" w:sz="4" w:color="DFE4E8"/>
+              <w:right w:val="single" w:sz="4" w:color="DFE4E8"/>
+            </w:tcBorders>
+            <w:tcMar>
+              <w:top w:w="100" w:type="dxa"/>
+              <w:start w:w="140" w:type="dxa"/>
+              <w:bottom w:w="100" w:type="dxa"/>
+              <w:end w:w="140" w:type="dxa"/>
+            </w:tcMar>
+            <w:vAlign w:val="center"/>
+          </w:tcPr>
+          <w:p>
+            <w:pPr>
+              <w:keepNext w:val="0"/>
+              <w:keepLines w:val="0"/>
+              <w:spacing w:before="0" w:after="0" w:line="264" w:lineRule="auto"/>
+            </w:pPr>
+            <w:r>
+              <w:rPr>
+                <w:rFonts w:ascii="Arial" w:hAnsi="Arial"/>
+                <w:b w:val="0"/>
+                <w:i w:val="0"/>
+                <w:color w:val="17212B"/>
+                <w:sz w:val="18"/>
+              </w:rPr>
+              <w:t>No</w:t>
+            </w:r>
+          </w:p>
+        </w:tc>
+        <w:tc>
+          <w:tcPr>
+            <w:tcW w:type="dxa" w:w="2960"/>
+            <w:tcBorders>
+              <w:top w:val="single" w:sz="4" w:color="DFE4E8"/>
+              <w:left w:val="single" w:sz="4" w:color="DFE4E8"/>
+              <w:bottom w:val="single" w:sz="4" w:color="DFE4E8"/>
+              <w:right w:val="single" w:sz="4" w:color="DFE4E8"/>
+            </w:tcBorders>
+            <w:tcMar>
+              <w:top w:w="100" w:type="dxa"/>
+              <w:start w:w="140" w:type="dxa"/>
+              <w:bottom w:w="100" w:type="dxa"/>
+              <w:end w:w="140" w:type="dxa"/>
+            </w:tcMar>
+            <w:vAlign w:val="center"/>
+          </w:tcPr>
+          <w:p>
+            <w:pPr>
+              <w:keepNext w:val="0"/>
+              <w:keepLines w:val="0"/>
+              <w:spacing w:before="0" w:after="0" w:line="264" w:lineRule="auto"/>
+            </w:pPr>
+            <w:r>
+              <w:rPr>
+                <w:rFonts w:ascii="Arial" w:hAnsi="Arial"/>
+                <w:b w:val="0"/>
+                <w:i w:val="0"/>
+                <w:color w:val="17212B"/>
+                <w:sz w:val="18"/>
+              </w:rPr>
+              <w:t>No change</w:t>
+            </w:r>
+          </w:p>
+        </w:tc>
+      </w:tr>
+      <w:tr>
+        <w:tc>
+          <w:tcPr>
+            <w:tcW w:type="dxa" w:w="4200"/>
+            <w:tcBorders>
+              <w:top w:val="single" w:sz="4" w:color="DFE4E8"/>
+              <w:left w:val="single" w:sz="4" w:color="DFE4E8"/>
+              <w:bottom w:val="single" w:sz="4" w:color="DFE4E8"/>
+              <w:right w:val="single" w:sz="4" w:color="DFE4E8"/>
+            </w:tcBorders>
+            <w:tcMar>
+              <w:top w:w="100" w:type="dxa"/>
+              <w:start w:w="140" w:type="dxa"/>
+              <w:bottom w:w="100" w:type="dxa"/>
+              <w:end w:w="140" w:type="dxa"/>
+            </w:tcMar>
+            <w:vAlign w:val="center"/>
+          </w:tcPr>
+          <w:p>
+            <w:pPr>
+              <w:keepNext w:val="0"/>
+              <w:keepLines w:val="0"/>
+              <w:spacing w:before="0" w:after="0" w:line="264" w:lineRule="auto"/>
+            </w:pPr>
+            <w:r>
+              <w:rPr>
+                <w:rFonts w:ascii="Arial" w:hAnsi="Arial"/>
+                <w:b w:val="0"/>
+                <w:i w:val="0"/>
+                <w:color w:val="17212B"/>
+                <w:sz w:val="18"/>
+              </w:rPr>
+              <w:t>Send TEST copy to me</w:t>
+            </w:r>
+          </w:p>
+        </w:tc>
+        <w:tc>
+          <w:tcPr>
+            <w:tcW w:type="dxa" w:w="2200"/>
+            <w:tcBorders>
+              <w:top w:val="single" w:sz="4" w:color="DFE4E8"/>
+              <w:left w:val="single" w:sz="4" w:color="DFE4E8"/>
+              <w:bottom w:val="single" w:sz="4" w:color="DFE4E8"/>
+              <w:right w:val="single" w:sz="4" w:color="DFE4E8"/>
+            </w:tcBorders>
+            <w:tcMar>
+              <w:top w:w="100" w:type="dxa"/>
+              <w:start w:w="140" w:type="dxa"/>
+              <w:bottom w:w="100" w:type="dxa"/>
+              <w:end w:w="140" w:type="dxa"/>
+            </w:tcMar>
+            <w:vAlign w:val="center"/>
+          </w:tcPr>
+          <w:p>
+            <w:pPr>
+              <w:keepNext w:val="0"/>
+              <w:keepLines w:val="0"/>
+              <w:spacing w:before="0" w:after="0" w:line="264" w:lineRule="auto"/>
+            </w:pPr>
+            <w:r>
+              <w:rPr>
+                <w:rFonts w:ascii="Arial" w:hAnsi="Arial"/>
+                <w:b w:val="0"/>
+                <w:i w:val="0"/>
+                <w:color w:val="17212B"/>
+                <w:sz w:val="18"/>
+              </w:rPr>
+              <w:t>No</w:t>
+            </w:r>
+          </w:p>
+        </w:tc>
+        <w:tc>
+          <w:tcPr>
+            <w:tcW w:type="dxa" w:w="2960"/>
+            <w:tcBorders>
+              <w:top w:val="single" w:sz="4" w:color="DFE4E8"/>
+              <w:left w:val="single" w:sz="4" w:color="DFE4E8"/>
+              <w:bottom w:val="single" w:sz="4" w:color="DFE4E8"/>
+              <w:right w:val="single" w:sz="4" w:color="DFE4E8"/>
+            </w:tcBorders>
+            <w:tcMar>
+              <w:top w:w="100" w:type="dxa"/>
+              <w:start w:w="140" w:type="dxa"/>
+              <w:bottom w:w="100" w:type="dxa"/>
+              <w:end w:w="140" w:type="dxa"/>
+            </w:tcMar>
+            <w:vAlign w:val="center"/>
+          </w:tcPr>
+          <w:p>
+            <w:pPr>
+              <w:keepNext w:val="0"/>
+              <w:keepLines w:val="0"/>
+              <w:spacing w:before="0" w:after="0" w:line="264" w:lineRule="auto"/>
+            </w:pPr>
+            <w:r>
+              <w:rPr>
+                <w:rFonts w:ascii="Arial" w:hAnsi="Arial"/>
+                <w:b w:val="0"/>
+                <w:i w:val="0"/>
+                <w:color w:val="17212B"/>
+                <w:sz w:val="18"/>
+              </w:rPr>
+              <w:t>No change</w:t>
+            </w:r>
+          </w:p>
+        </w:tc>
+      </w:tr>
+      <w:tr>
+        <w:tc>
+          <w:tcPr>
+            <w:tcW w:type="dxa" w:w="4200"/>
+            <w:tcBorders>
+              <w:top w:val="single" w:sz="4" w:color="DFE4E8"/>
+              <w:left w:val="single" w:sz="4" w:color="DFE4E8"/>
+              <w:bottom w:val="single" w:sz="4" w:color="DFE4E8"/>
+              <w:right w:val="single" w:sz="4" w:color="DFE4E8"/>
+            </w:tcBorders>
+            <w:tcMar>
+              <w:top w:w="100" w:type="dxa"/>
+              <w:start w:w="140" w:type="dxa"/>
+              <w:bottom w:w="100" w:type="dxa"/>
+              <w:end w:w="140" w:type="dxa"/>
+            </w:tcMar>
+            <w:vAlign w:val="center"/>
+          </w:tcPr>
+          <w:p>
+            <w:pPr>
+              <w:keepNext w:val="0"/>
+              <w:keepLines w:val="0"/>
+              <w:spacing w:before="0" w:after="0" w:line="264" w:lineRule="auto"/>
+            </w:pPr>
+            <w:r>
+              <w:rPr>
+                <w:rFonts w:ascii="Arial" w:hAnsi="Arial"/>
+                <w:b w:val="0"/>
+                <w:i w:val="0"/>
+                <w:color w:val="17212B"/>
+                <w:sz w:val="18"/>
+              </w:rPr>
+              <w:t>Save reminder</w:t>
+            </w:r>
+          </w:p>
+        </w:tc>
+        <w:tc>
+          <w:tcPr>
+            <w:tcW w:type="dxa" w:w="2200"/>
+            <w:tcBorders>
+              <w:top w:val="single" w:sz="4" w:color="DFE4E8"/>
+              <w:left w:val="single" w:sz="4" w:color="DFE4E8"/>
+              <w:bottom w:val="single" w:sz="4" w:color="DFE4E8"/>
+              <w:right w:val="single" w:sz="4" w:color="DFE4E8"/>
+            </w:tcBorders>
+            <w:tcMar>
+              <w:top w:w="100" w:type="dxa"/>
+              <w:start w:w="140" w:type="dxa"/>
+              <w:bottom w:w="100" w:type="dxa"/>
+              <w:end w:w="140" w:type="dxa"/>
+            </w:tcMar>
+            <w:vAlign w:val="center"/>
+          </w:tcPr>
+          <w:p>
+            <w:pPr>
+              <w:keepNext w:val="0"/>
+              <w:keepLines w:val="0"/>
+              <w:spacing w:before="0" w:after="0" w:line="264" w:lineRule="auto"/>
+            </w:pPr>
+            <w:r>
+              <w:rPr>
+                <w:rFonts w:ascii="Arial" w:hAnsi="Arial"/>
+                <w:b w:val="0"/>
+                <w:i w:val="0"/>
+                <w:color w:val="17212B"/>
+                <w:sz w:val="18"/>
+              </w:rPr>
+              <w:t>No</w:t>
+            </w:r>
+          </w:p>
+        </w:tc>
+        <w:tc>
+          <w:tcPr>
+            <w:tcW w:type="dxa" w:w="2960"/>
+            <w:tcBorders>
+              <w:top w:val="single" w:sz="4" w:color="DFE4E8"/>
+              <w:left w:val="single" w:sz="4" w:color="DFE4E8"/>
+              <w:bottom w:val="single" w:sz="4" w:color="DFE4E8"/>
+              <w:right w:val="single" w:sz="4" w:color="DFE4E8"/>
+            </w:tcBorders>
+            <w:tcMar>
+              <w:top w:w="100" w:type="dxa"/>
+              <w:start w:w="140" w:type="dxa"/>
+              <w:bottom w:w="100" w:type="dxa"/>
+              <w:end w:w="140" w:type="dxa"/>
+            </w:tcMar>
+            <w:vAlign w:val="center"/>
+          </w:tcPr>
+          <w:p>
+            <w:pPr>
+              <w:keepNext w:val="0"/>
+              <w:keepLines w:val="0"/>
+              <w:spacing w:before="0" w:after="0" w:line="264" w:lineRule="auto"/>
+            </w:pPr>
+            <w:r>
+              <w:rPr>
+                <w:rFonts w:ascii="Arial" w:hAnsi="Arial"/>
+                <w:b w:val="0"/>
+                <w:i w:val="0"/>
+                <w:color w:val="17212B"/>
+                <w:sz w:val="18"/>
+              </w:rPr>
+              <w:t>No change</w:t>
+            </w:r>
+          </w:p>
+        </w:tc>
+      </w:tr>
+      <w:tr>
+        <w:tc>
+          <w:tcPr>
+            <w:tcW w:type="dxa" w:w="4200"/>
+            <w:tcBorders>
+              <w:top w:val="single" w:sz="4" w:color="DFE4E8"/>
+              <w:left w:val="single" w:sz="4" w:color="DFE4E8"/>
+              <w:bottom w:val="single" w:sz="4" w:color="DFE4E8"/>
+              <w:right w:val="single" w:sz="4" w:color="DFE4E8"/>
+            </w:tcBorders>
+            <w:tcMar>
+              <w:top w:w="100" w:type="dxa"/>
+              <w:start w:w="140" w:type="dxa"/>
+              <w:bottom w:w="100" w:type="dxa"/>
+              <w:end w:w="140" w:type="dxa"/>
+            </w:tcMar>
+            <w:vAlign w:val="center"/>
+          </w:tcPr>
+          <w:p>
+            <w:pPr>
+              <w:keepNext w:val="0"/>
+              <w:keepLines w:val="0"/>
+              <w:spacing w:before="0" w:after="0" w:line="264" w:lineRule="auto"/>
+            </w:pPr>
+            <w:r>
+              <w:rPr>
+                <w:rFonts w:ascii="Arial" w:hAnsi="Arial"/>
+                <w:b w:val="0"/>
+                <w:i w:val="0"/>
+                <w:color w:val="17212B"/>
+                <w:sz w:val="18"/>
+              </w:rPr>
+              <w:t>Send initial email to club</w:t>
+            </w:r>
+          </w:p>
+        </w:tc>
+        <w:tc>
+          <w:tcPr>
+            <w:tcW w:type="dxa" w:w="2200"/>
+            <w:tcBorders>
+              <w:top w:val="single" w:sz="4" w:color="DFE4E8"/>
+              <w:left w:val="single" w:sz="4" w:color="DFE4E8"/>
+              <w:bottom w:val="single" w:sz="4" w:color="DFE4E8"/>
+              <w:right w:val="single" w:sz="4" w:color="DFE4E8"/>
+            </w:tcBorders>
+            <w:tcMar>
+              <w:top w:w="100" w:type="dxa"/>
+              <w:start w:w="140" w:type="dxa"/>
+              <w:bottom w:w="100" w:type="dxa"/>
+              <w:end w:w="140" w:type="dxa"/>
+            </w:tcMar>
+            <w:vAlign w:val="center"/>
+          </w:tcPr>
+          <w:p>
+            <w:pPr>
+              <w:keepNext w:val="0"/>
+              <w:keepLines w:val="0"/>
+              <w:spacing w:before="0" w:after="0" w:line="264" w:lineRule="auto"/>
+            </w:pPr>
+            <w:r>
+              <w:rPr>
+                <w:rFonts w:ascii="Arial" w:hAnsi="Arial"/>
+                <w:b w:val="0"/>
+                <w:i w:val="0"/>
+                <w:color w:val="17212B"/>
+                <w:sz w:val="18"/>
+              </w:rPr>
+              <w:t>Yes</w:t>
+            </w:r>
+          </w:p>
+        </w:tc>
+        <w:tc>
+          <w:tcPr>
+            <w:tcW w:type="dxa" w:w="2960"/>
+            <w:tcBorders>
+              <w:top w:val="single" w:sz="4" w:color="DFE4E8"/>
+              <w:left w:val="single" w:sz="4" w:color="DFE4E8"/>
+              <w:bottom w:val="single" w:sz="4" w:color="DFE4E8"/>
+              <w:right w:val="single" w:sz="4" w:color="DFE4E8"/>
+            </w:tcBorders>
+            <w:tcMar>
+              <w:top w:w="100" w:type="dxa"/>
+              <w:start w:w="140" w:type="dxa"/>
+              <w:bottom w:w="100" w:type="dxa"/>
+              <w:end w:w="140" w:type="dxa"/>
+            </w:tcMar>
+            <w:vAlign w:val="center"/>
+          </w:tcPr>
+          <w:p>
+            <w:pPr>
+              <w:keepNext w:val="0"/>
+              <w:keepLines w:val="0"/>
+              <w:spacing w:before="0" w:after="0" w:line="264" w:lineRule="auto"/>
+            </w:pPr>
+            <w:r>
+              <w:rPr>
+                <w:rFonts w:ascii="Arial" w:hAnsi="Arial"/>
+                <w:b w:val="0"/>
+                <w:i w:val="0"/>
+                <w:color w:val="17212B"/>
+                <w:sz w:val="18"/>
+              </w:rPr>
+              <w:t>Starts after delivery</w:t>
+            </w:r>
+          </w:p>
+        </w:tc>
+      </w:tr>
+    </w:tbl>
     <w:tbl>
       <w:tblPr>
         <w:tblW w:type="dxa" w:w="9360"/>
@@ -5900,7 +6535,7 @@
                 <w:color w:val="17212B"/>
                 <w:sz w:val="21"/>
               </w:rPr>
-              <w:t>Only the initial email. The reminder is sent on day five only if delivery succeeded and the club has not responded.</w:t>
+              <w:t>Only Send initial email to club queues live club contact. The reminder is sent on day five only if delivery succeeded and the club has not responded.</w:t>
             </w:r>
           </w:p>
         </w:tc>
@@ -5916,7 +6551,7 @@
         <w:pStyle w:val="Heading2"/>
       </w:pPr>
       <w:r>
-        <w:t>Email preview centre</w:t>
+        <w:t>If the send button is disabled</w:t>
       </w:r>
     </w:p>
     <w:p>
@@ -5933,859 +6568,9 @@
           <w:color w:val="17212B"/>
           <w:sz w:val="22"/>
         </w:rPr>
-        <w:t>The Email templates and previews section shows all five messages before they are saved. Once staff save a message, the exact latest wording, audience, status and recipients replace the example.</w:t>
+        <w:t>Read the message beneath the button. Save the alleged rule if requested, make sure both drafts have green saved badges, and confirm the offending club has a verified official mailbox and outbound ineligible-player email is enabled.</w:t>
       </w:r>
     </w:p>
-    <w:tbl>
-      <w:tblPr>
-        <w:tblW w:type="dxa" w:w="9360"/>
-        <w:tblLayout w:type="fixed"/>
-        <w:tblLook w:firstColumn="1" w:firstRow="1" w:lastColumn="0" w:lastRow="0" w:noHBand="0" w:noVBand="1" w:val="04A0"/>
-        <w:jc w:val="left"/>
-        <w:tblInd w:w="120" w:type="dxa"/>
-      </w:tblPr>
-      <w:tblGrid>
-        <w:gridCol w:w="2500"/>
-        <w:gridCol w:w="2100"/>
-        <w:gridCol w:w="1900"/>
-        <w:gridCol w:w="2860"/>
-      </w:tblGrid>
-      <w:tr>
-        <w:trPr>
-          <w:tblHeader w:val="true"/>
-        </w:trPr>
-        <w:tc>
-          <w:tcPr>
-            <w:tcW w:type="dxa" w:w="2500"/>
-            <w:tcMar>
-              <w:top w:w="100" w:type="dxa"/>
-              <w:start w:w="140" w:type="dxa"/>
-              <w:bottom w:w="100" w:type="dxa"/>
-              <w:end w:w="140" w:type="dxa"/>
-            </w:tcMar>
-            <w:vAlign w:val="center"/>
-            <w:shd w:fill="C41E3A"/>
-          </w:tcPr>
-          <w:p>
-            <w:pPr>
-              <w:keepNext w:val="0"/>
-              <w:keepLines w:val="0"/>
-              <w:spacing w:before="0" w:after="0" w:line="264" w:lineRule="auto"/>
-            </w:pPr>
-            <w:r>
-              <w:rPr>
-                <w:rFonts w:ascii="Arial" w:hAnsi="Arial"/>
-                <w:b/>
-                <w:i w:val="0"/>
-                <w:color w:val="FFFFFF"/>
-                <w:sz w:val="18"/>
-              </w:rPr>
-              <w:t>Message</w:t>
-            </w:r>
-          </w:p>
-        </w:tc>
-        <w:tc>
-          <w:tcPr>
-            <w:tcW w:type="dxa" w:w="2100"/>
-            <w:tcMar>
-              <w:top w:w="100" w:type="dxa"/>
-              <w:start w:w="140" w:type="dxa"/>
-              <w:bottom w:w="100" w:type="dxa"/>
-              <w:end w:w="140" w:type="dxa"/>
-            </w:tcMar>
-            <w:vAlign w:val="center"/>
-            <w:shd w:fill="C41E3A"/>
-          </w:tcPr>
-          <w:p>
-            <w:pPr>
-              <w:keepNext w:val="0"/>
-              <w:keepLines w:val="0"/>
-              <w:spacing w:before="0" w:after="0" w:line="264" w:lineRule="auto"/>
-            </w:pPr>
-            <w:r>
-              <w:rPr>
-                <w:rFonts w:ascii="Arial" w:hAnsi="Arial"/>
-                <w:b/>
-                <w:i w:val="0"/>
-                <w:color w:val="FFFFFF"/>
-                <w:sz w:val="18"/>
-              </w:rPr>
-              <w:t>Audience</w:t>
-            </w:r>
-          </w:p>
-        </w:tc>
-        <w:tc>
-          <w:tcPr>
-            <w:tcW w:type="dxa" w:w="1900"/>
-            <w:tcMar>
-              <w:top w:w="100" w:type="dxa"/>
-              <w:start w:w="140" w:type="dxa"/>
-              <w:bottom w:w="100" w:type="dxa"/>
-              <w:end w:w="140" w:type="dxa"/>
-            </w:tcMar>
-            <w:vAlign w:val="center"/>
-            <w:shd w:fill="C41E3A"/>
-          </w:tcPr>
-          <w:p>
-            <w:pPr>
-              <w:keepNext w:val="0"/>
-              <w:keepLines w:val="0"/>
-              <w:spacing w:before="0" w:after="0" w:line="264" w:lineRule="auto"/>
-            </w:pPr>
-            <w:r>
-              <w:rPr>
-                <w:rFonts w:ascii="Arial" w:hAnsi="Arial"/>
-                <w:b/>
-                <w:i w:val="0"/>
-                <w:color w:val="FFFFFF"/>
-                <w:sz w:val="18"/>
-              </w:rPr>
-              <w:t>Status</w:t>
-            </w:r>
-          </w:p>
-        </w:tc>
-        <w:tc>
-          <w:tcPr>
-            <w:tcW w:type="dxa" w:w="2860"/>
-            <w:tcMar>
-              <w:top w:w="100" w:type="dxa"/>
-              <w:start w:w="140" w:type="dxa"/>
-              <w:bottom w:w="100" w:type="dxa"/>
-              <w:end w:w="140" w:type="dxa"/>
-            </w:tcMar>
-            <w:vAlign w:val="center"/>
-            <w:shd w:fill="C41E3A"/>
-          </w:tcPr>
-          <w:p>
-            <w:pPr>
-              <w:keepNext w:val="0"/>
-              <w:keepLines w:val="0"/>
-              <w:spacing w:before="0" w:after="0" w:line="264" w:lineRule="auto"/>
-            </w:pPr>
-            <w:r>
-              <w:rPr>
-                <w:rFonts w:ascii="Arial" w:hAnsi="Arial"/>
-                <w:b/>
-                <w:i w:val="0"/>
-                <w:color w:val="FFFFFF"/>
-                <w:sz w:val="18"/>
-              </w:rPr>
-              <w:t>Action</w:t>
-            </w:r>
-          </w:p>
-        </w:tc>
-      </w:tr>
-      <w:tr>
-        <w:tc>
-          <w:tcPr>
-            <w:tcW w:type="dxa" w:w="2500"/>
-            <w:tcBorders>
-              <w:top w:val="single" w:sz="4" w:color="DFE4E8"/>
-              <w:left w:val="single" w:sz="4" w:color="DFE4E8"/>
-              <w:bottom w:val="single" w:sz="4" w:color="DFE4E8"/>
-              <w:right w:val="single" w:sz="4" w:color="DFE4E8"/>
-            </w:tcBorders>
-            <w:tcMar>
-              <w:top w:w="100" w:type="dxa"/>
-              <w:start w:w="140" w:type="dxa"/>
-              <w:bottom w:w="100" w:type="dxa"/>
-              <w:end w:w="140" w:type="dxa"/>
-            </w:tcMar>
-            <w:vAlign w:val="center"/>
-          </w:tcPr>
-          <w:p>
-            <w:pPr>
-              <w:keepNext w:val="0"/>
-              <w:keepLines w:val="0"/>
-              <w:spacing w:before="0" w:after="0" w:line="264" w:lineRule="auto"/>
-            </w:pPr>
-            <w:r>
-              <w:rPr>
-                <w:rFonts w:ascii="Arial" w:hAnsi="Arial"/>
-                <w:b w:val="0"/>
-                <w:i w:val="0"/>
-                <w:color w:val="17212B"/>
-                <w:sz w:val="17"/>
-              </w:rPr>
-              <w:t>Response request</w:t>
-            </w:r>
-          </w:p>
-        </w:tc>
-        <w:tc>
-          <w:tcPr>
-            <w:tcW w:type="dxa" w:w="2100"/>
-            <w:tcBorders>
-              <w:top w:val="single" w:sz="4" w:color="DFE4E8"/>
-              <w:left w:val="single" w:sz="4" w:color="DFE4E8"/>
-              <w:bottom w:val="single" w:sz="4" w:color="DFE4E8"/>
-              <w:right w:val="single" w:sz="4" w:color="DFE4E8"/>
-            </w:tcBorders>
-            <w:tcMar>
-              <w:top w:w="100" w:type="dxa"/>
-              <w:start w:w="140" w:type="dxa"/>
-              <w:bottom w:w="100" w:type="dxa"/>
-              <w:end w:w="140" w:type="dxa"/>
-            </w:tcMar>
-            <w:vAlign w:val="center"/>
-          </w:tcPr>
-          <w:p>
-            <w:pPr>
-              <w:keepNext w:val="0"/>
-              <w:keepLines w:val="0"/>
-              <w:spacing w:before="0" w:after="0" w:line="264" w:lineRule="auto"/>
-            </w:pPr>
-            <w:r>
-              <w:rPr>
-                <w:rFonts w:ascii="Arial" w:hAnsi="Arial"/>
-                <w:b w:val="0"/>
-                <w:i w:val="0"/>
-                <w:color w:val="17212B"/>
-                <w:sz w:val="17"/>
-              </w:rPr>
-              <w:t>Offending club</w:t>
-            </w:r>
-          </w:p>
-        </w:tc>
-        <w:tc>
-          <w:tcPr>
-            <w:tcW w:type="dxa" w:w="1900"/>
-            <w:tcBorders>
-              <w:top w:val="single" w:sz="4" w:color="DFE4E8"/>
-              <w:left w:val="single" w:sz="4" w:color="DFE4E8"/>
-              <w:bottom w:val="single" w:sz="4" w:color="DFE4E8"/>
-              <w:right w:val="single" w:sz="4" w:color="DFE4E8"/>
-            </w:tcBorders>
-            <w:tcMar>
-              <w:top w:w="100" w:type="dxa"/>
-              <w:start w:w="140" w:type="dxa"/>
-              <w:bottom w:w="100" w:type="dxa"/>
-              <w:end w:w="140" w:type="dxa"/>
-            </w:tcMar>
-            <w:vAlign w:val="center"/>
-          </w:tcPr>
-          <w:p>
-            <w:pPr>
-              <w:keepNext w:val="0"/>
-              <w:keepLines w:val="0"/>
-              <w:spacing w:before="0" w:after="0" w:line="264" w:lineRule="auto"/>
-            </w:pPr>
-            <w:r>
-              <w:rPr>
-                <w:rFonts w:ascii="Arial" w:hAnsi="Arial"/>
-                <w:b w:val="0"/>
-                <w:i w:val="0"/>
-                <w:color w:val="17212B"/>
-                <w:sz w:val="17"/>
-              </w:rPr>
-              <w:t>Ready to preview</w:t>
-            </w:r>
-          </w:p>
-        </w:tc>
-        <w:tc>
-          <w:tcPr>
-            <w:tcW w:type="dxa" w:w="2860"/>
-            <w:tcBorders>
-              <w:top w:val="single" w:sz="4" w:color="DFE4E8"/>
-              <w:left w:val="single" w:sz="4" w:color="DFE4E8"/>
-              <w:bottom w:val="single" w:sz="4" w:color="DFE4E8"/>
-              <w:right w:val="single" w:sz="4" w:color="DFE4E8"/>
-            </w:tcBorders>
-            <w:tcMar>
-              <w:top w:w="100" w:type="dxa"/>
-              <w:start w:w="140" w:type="dxa"/>
-              <w:bottom w:w="100" w:type="dxa"/>
-              <w:end w:w="140" w:type="dxa"/>
-            </w:tcMar>
-            <w:vAlign w:val="center"/>
-          </w:tcPr>
-          <w:p>
-            <w:pPr>
-              <w:keepNext w:val="0"/>
-              <w:keepLines w:val="0"/>
-              <w:spacing w:before="0" w:after="0" w:line="264" w:lineRule="auto"/>
-            </w:pPr>
-            <w:r>
-              <w:rPr>
-                <w:rFonts w:ascii="Arial" w:hAnsi="Arial"/>
-                <w:b w:val="0"/>
-                <w:i w:val="0"/>
-                <w:color w:val="17212B"/>
-                <w:sz w:val="17"/>
-              </w:rPr>
-              <w:t>Review and queue</w:t>
-            </w:r>
-          </w:p>
-        </w:tc>
-      </w:tr>
-      <w:tr>
-        <w:tc>
-          <w:tcPr>
-            <w:tcW w:type="dxa" w:w="2500"/>
-            <w:tcBorders>
-              <w:top w:val="single" w:sz="4" w:color="DFE4E8"/>
-              <w:left w:val="single" w:sz="4" w:color="DFE4E8"/>
-              <w:bottom w:val="single" w:sz="4" w:color="DFE4E8"/>
-              <w:right w:val="single" w:sz="4" w:color="DFE4E8"/>
-            </w:tcBorders>
-            <w:tcMar>
-              <w:top w:w="100" w:type="dxa"/>
-              <w:start w:w="140" w:type="dxa"/>
-              <w:bottom w:w="100" w:type="dxa"/>
-              <w:end w:w="140" w:type="dxa"/>
-            </w:tcMar>
-            <w:vAlign w:val="center"/>
-          </w:tcPr>
-          <w:p>
-            <w:pPr>
-              <w:keepNext w:val="0"/>
-              <w:keepLines w:val="0"/>
-              <w:spacing w:before="0" w:after="0" w:line="264" w:lineRule="auto"/>
-            </w:pPr>
-            <w:r>
-              <w:rPr>
-                <w:rFonts w:ascii="Arial" w:hAnsi="Arial"/>
-                <w:b w:val="0"/>
-                <w:i w:val="0"/>
-                <w:color w:val="17212B"/>
-                <w:sz w:val="17"/>
-              </w:rPr>
-              <w:t>Day-five reminder</w:t>
-            </w:r>
-          </w:p>
-        </w:tc>
-        <w:tc>
-          <w:tcPr>
-            <w:tcW w:type="dxa" w:w="2100"/>
-            <w:tcBorders>
-              <w:top w:val="single" w:sz="4" w:color="DFE4E8"/>
-              <w:left w:val="single" w:sz="4" w:color="DFE4E8"/>
-              <w:bottom w:val="single" w:sz="4" w:color="DFE4E8"/>
-              <w:right w:val="single" w:sz="4" w:color="DFE4E8"/>
-            </w:tcBorders>
-            <w:tcMar>
-              <w:top w:w="100" w:type="dxa"/>
-              <w:start w:w="140" w:type="dxa"/>
-              <w:bottom w:w="100" w:type="dxa"/>
-              <w:end w:w="140" w:type="dxa"/>
-            </w:tcMar>
-            <w:vAlign w:val="center"/>
-          </w:tcPr>
-          <w:p>
-            <w:pPr>
-              <w:keepNext w:val="0"/>
-              <w:keepLines w:val="0"/>
-              <w:spacing w:before="0" w:after="0" w:line="264" w:lineRule="auto"/>
-            </w:pPr>
-            <w:r>
-              <w:rPr>
-                <w:rFonts w:ascii="Arial" w:hAnsi="Arial"/>
-                <w:b w:val="0"/>
-                <w:i w:val="0"/>
-                <w:color w:val="17212B"/>
-                <w:sz w:val="17"/>
-              </w:rPr>
-              <w:t>Offending club</w:t>
-            </w:r>
-          </w:p>
-        </w:tc>
-        <w:tc>
-          <w:tcPr>
-            <w:tcW w:type="dxa" w:w="1900"/>
-            <w:tcBorders>
-              <w:top w:val="single" w:sz="4" w:color="DFE4E8"/>
-              <w:left w:val="single" w:sz="4" w:color="DFE4E8"/>
-              <w:bottom w:val="single" w:sz="4" w:color="DFE4E8"/>
-              <w:right w:val="single" w:sz="4" w:color="DFE4E8"/>
-            </w:tcBorders>
-            <w:tcMar>
-              <w:top w:w="100" w:type="dxa"/>
-              <w:start w:w="140" w:type="dxa"/>
-              <w:bottom w:w="100" w:type="dxa"/>
-              <w:end w:w="140" w:type="dxa"/>
-            </w:tcMar>
-            <w:vAlign w:val="center"/>
-          </w:tcPr>
-          <w:p>
-            <w:pPr>
-              <w:keepNext w:val="0"/>
-              <w:keepLines w:val="0"/>
-              <w:spacing w:before="0" w:after="0" w:line="264" w:lineRule="auto"/>
-            </w:pPr>
-            <w:r>
-              <w:rPr>
-                <w:rFonts w:ascii="Arial" w:hAnsi="Arial"/>
-                <w:b w:val="0"/>
-                <w:i w:val="0"/>
-                <w:color w:val="17212B"/>
-                <w:sz w:val="17"/>
-              </w:rPr>
-              <w:t>Prepared</w:t>
-            </w:r>
-          </w:p>
-        </w:tc>
-        <w:tc>
-          <w:tcPr>
-            <w:tcW w:type="dxa" w:w="2860"/>
-            <w:tcBorders>
-              <w:top w:val="single" w:sz="4" w:color="DFE4E8"/>
-              <w:left w:val="single" w:sz="4" w:color="DFE4E8"/>
-              <w:bottom w:val="single" w:sz="4" w:color="DFE4E8"/>
-              <w:right w:val="single" w:sz="4" w:color="DFE4E8"/>
-            </w:tcBorders>
-            <w:tcMar>
-              <w:top w:w="100" w:type="dxa"/>
-              <w:start w:w="140" w:type="dxa"/>
-              <w:bottom w:w="100" w:type="dxa"/>
-              <w:end w:w="140" w:type="dxa"/>
-            </w:tcMar>
-            <w:vAlign w:val="center"/>
-          </w:tcPr>
-          <w:p>
-            <w:pPr>
-              <w:keepNext w:val="0"/>
-              <w:keepLines w:val="0"/>
-              <w:spacing w:before="0" w:after="0" w:line="264" w:lineRule="auto"/>
-            </w:pPr>
-            <w:r>
-              <w:rPr>
-                <w:rFonts w:ascii="Arial" w:hAnsi="Arial"/>
-                <w:b w:val="0"/>
-                <w:i w:val="0"/>
-                <w:color w:val="17212B"/>
-                <w:sz w:val="17"/>
-              </w:rPr>
-              <w:t>Preview only</w:t>
-            </w:r>
-          </w:p>
-        </w:tc>
-      </w:tr>
-      <w:tr>
-        <w:tc>
-          <w:tcPr>
-            <w:tcW w:type="dxa" w:w="2500"/>
-            <w:tcBorders>
-              <w:top w:val="single" w:sz="4" w:color="DFE4E8"/>
-              <w:left w:val="single" w:sz="4" w:color="DFE4E8"/>
-              <w:bottom w:val="single" w:sz="4" w:color="DFE4E8"/>
-              <w:right w:val="single" w:sz="4" w:color="DFE4E8"/>
-            </w:tcBorders>
-            <w:tcMar>
-              <w:top w:w="100" w:type="dxa"/>
-              <w:start w:w="140" w:type="dxa"/>
-              <w:bottom w:w="100" w:type="dxa"/>
-              <w:end w:w="140" w:type="dxa"/>
-            </w:tcMar>
-            <w:vAlign w:val="center"/>
-          </w:tcPr>
-          <w:p>
-            <w:pPr>
-              <w:keepNext w:val="0"/>
-              <w:keepLines w:val="0"/>
-              <w:spacing w:before="0" w:after="0" w:line="264" w:lineRule="auto"/>
-            </w:pPr>
-            <w:r>
-              <w:rPr>
-                <w:rFonts w:ascii="Arial" w:hAnsi="Arial"/>
-                <w:b w:val="0"/>
-                <w:i w:val="0"/>
-                <w:color w:val="17212B"/>
-                <w:sz w:val="17"/>
-              </w:rPr>
-              <w:t>Outcome</w:t>
-            </w:r>
-          </w:p>
-        </w:tc>
-        <w:tc>
-          <w:tcPr>
-            <w:tcW w:type="dxa" w:w="2100"/>
-            <w:tcBorders>
-              <w:top w:val="single" w:sz="4" w:color="DFE4E8"/>
-              <w:left w:val="single" w:sz="4" w:color="DFE4E8"/>
-              <w:bottom w:val="single" w:sz="4" w:color="DFE4E8"/>
-              <w:right w:val="single" w:sz="4" w:color="DFE4E8"/>
-            </w:tcBorders>
-            <w:tcMar>
-              <w:top w:w="100" w:type="dxa"/>
-              <w:start w:w="140" w:type="dxa"/>
-              <w:bottom w:w="100" w:type="dxa"/>
-              <w:end w:w="140" w:type="dxa"/>
-            </w:tcMar>
-            <w:vAlign w:val="center"/>
-          </w:tcPr>
-          <w:p>
-            <w:pPr>
-              <w:keepNext w:val="0"/>
-              <w:keepLines w:val="0"/>
-              <w:spacing w:before="0" w:after="0" w:line="264" w:lineRule="auto"/>
-            </w:pPr>
-            <w:r>
-              <w:rPr>
-                <w:rFonts w:ascii="Arial" w:hAnsi="Arial"/>
-                <w:b w:val="0"/>
-                <w:i w:val="0"/>
-                <w:color w:val="17212B"/>
-                <w:sz w:val="17"/>
-              </w:rPr>
-              <w:t>Offending club</w:t>
-            </w:r>
-          </w:p>
-        </w:tc>
-        <w:tc>
-          <w:tcPr>
-            <w:tcW w:type="dxa" w:w="1900"/>
-            <w:tcBorders>
-              <w:top w:val="single" w:sz="4" w:color="DFE4E8"/>
-              <w:left w:val="single" w:sz="4" w:color="DFE4E8"/>
-              <w:bottom w:val="single" w:sz="4" w:color="DFE4E8"/>
-              <w:right w:val="single" w:sz="4" w:color="DFE4E8"/>
-            </w:tcBorders>
-            <w:tcMar>
-              <w:top w:w="100" w:type="dxa"/>
-              <w:start w:w="140" w:type="dxa"/>
-              <w:bottom w:w="100" w:type="dxa"/>
-              <w:end w:w="140" w:type="dxa"/>
-            </w:tcMar>
-            <w:vAlign w:val="center"/>
-          </w:tcPr>
-          <w:p>
-            <w:pPr>
-              <w:keepNext w:val="0"/>
-              <w:keepLines w:val="0"/>
-              <w:spacing w:before="0" w:after="0" w:line="264" w:lineRule="auto"/>
-            </w:pPr>
-            <w:r>
-              <w:rPr>
-                <w:rFonts w:ascii="Arial" w:hAnsi="Arial"/>
-                <w:b w:val="0"/>
-                <w:i w:val="0"/>
-                <w:color w:val="17212B"/>
-                <w:sz w:val="17"/>
-              </w:rPr>
-              <w:t>Not available</w:t>
-            </w:r>
-          </w:p>
-        </w:tc>
-        <w:tc>
-          <w:tcPr>
-            <w:tcW w:type="dxa" w:w="2860"/>
-            <w:tcBorders>
-              <w:top w:val="single" w:sz="4" w:color="DFE4E8"/>
-              <w:left w:val="single" w:sz="4" w:color="DFE4E8"/>
-              <w:bottom w:val="single" w:sz="4" w:color="DFE4E8"/>
-              <w:right w:val="single" w:sz="4" w:color="DFE4E8"/>
-            </w:tcBorders>
-            <w:tcMar>
-              <w:top w:w="100" w:type="dxa"/>
-              <w:start w:w="140" w:type="dxa"/>
-              <w:bottom w:w="100" w:type="dxa"/>
-              <w:end w:w="140" w:type="dxa"/>
-            </w:tcMar>
-            <w:vAlign w:val="center"/>
-          </w:tcPr>
-          <w:p>
-            <w:pPr>
-              <w:keepNext w:val="0"/>
-              <w:keepLines w:val="0"/>
-              <w:spacing w:before="0" w:after="0" w:line="264" w:lineRule="auto"/>
-            </w:pPr>
-            <w:r>
-              <w:rPr>
-                <w:rFonts w:ascii="Arial" w:hAnsi="Arial"/>
-                <w:b w:val="0"/>
-                <w:i w:val="0"/>
-                <w:color w:val="17212B"/>
-                <w:sz w:val="17"/>
-              </w:rPr>
-              <w:t>Created after approval</w:t>
-            </w:r>
-          </w:p>
-        </w:tc>
-      </w:tr>
-      <w:tr>
-        <w:tc>
-          <w:tcPr>
-            <w:tcW w:type="dxa" w:w="2500"/>
-            <w:tcBorders>
-              <w:top w:val="single" w:sz="4" w:color="DFE4E8"/>
-              <w:left w:val="single" w:sz="4" w:color="DFE4E8"/>
-              <w:bottom w:val="single" w:sz="4" w:color="DFE4E8"/>
-              <w:right w:val="single" w:sz="4" w:color="DFE4E8"/>
-            </w:tcBorders>
-            <w:tcMar>
-              <w:top w:w="100" w:type="dxa"/>
-              <w:start w:w="140" w:type="dxa"/>
-              <w:bottom w:w="100" w:type="dxa"/>
-              <w:end w:w="140" w:type="dxa"/>
-            </w:tcMar>
-            <w:vAlign w:val="center"/>
-          </w:tcPr>
-          <w:p>
-            <w:pPr>
-              <w:keepNext w:val="0"/>
-              <w:keepLines w:val="0"/>
-              <w:spacing w:before="0" w:after="0" w:line="264" w:lineRule="auto"/>
-            </w:pPr>
-            <w:r>
-              <w:rPr>
-                <w:rFonts w:ascii="Arial" w:hAnsi="Arial"/>
-                <w:b w:val="0"/>
-                <w:i w:val="0"/>
-                <w:color w:val="17212B"/>
-                <w:sz w:val="17"/>
-              </w:rPr>
-              <w:t>Outcome</w:t>
-            </w:r>
-          </w:p>
-        </w:tc>
-        <w:tc>
-          <w:tcPr>
-            <w:tcW w:type="dxa" w:w="2100"/>
-            <w:tcBorders>
-              <w:top w:val="single" w:sz="4" w:color="DFE4E8"/>
-              <w:left w:val="single" w:sz="4" w:color="DFE4E8"/>
-              <w:bottom w:val="single" w:sz="4" w:color="DFE4E8"/>
-              <w:right w:val="single" w:sz="4" w:color="DFE4E8"/>
-            </w:tcBorders>
-            <w:tcMar>
-              <w:top w:w="100" w:type="dxa"/>
-              <w:start w:w="140" w:type="dxa"/>
-              <w:bottom w:w="100" w:type="dxa"/>
-              <w:end w:w="140" w:type="dxa"/>
-            </w:tcMar>
-            <w:vAlign w:val="center"/>
-          </w:tcPr>
-          <w:p>
-            <w:pPr>
-              <w:keepNext w:val="0"/>
-              <w:keepLines w:val="0"/>
-              <w:spacing w:before="0" w:after="0" w:line="264" w:lineRule="auto"/>
-            </w:pPr>
-            <w:r>
-              <w:rPr>
-                <w:rFonts w:ascii="Arial" w:hAnsi="Arial"/>
-                <w:b w:val="0"/>
-                <w:i w:val="0"/>
-                <w:color w:val="17212B"/>
-                <w:sz w:val="17"/>
-              </w:rPr>
-              <w:t>Reporting club</w:t>
-            </w:r>
-          </w:p>
-        </w:tc>
-        <w:tc>
-          <w:tcPr>
-            <w:tcW w:type="dxa" w:w="1900"/>
-            <w:tcBorders>
-              <w:top w:val="single" w:sz="4" w:color="DFE4E8"/>
-              <w:left w:val="single" w:sz="4" w:color="DFE4E8"/>
-              <w:bottom w:val="single" w:sz="4" w:color="DFE4E8"/>
-              <w:right w:val="single" w:sz="4" w:color="DFE4E8"/>
-            </w:tcBorders>
-            <w:tcMar>
-              <w:top w:w="100" w:type="dxa"/>
-              <w:start w:w="140" w:type="dxa"/>
-              <w:bottom w:w="100" w:type="dxa"/>
-              <w:end w:w="140" w:type="dxa"/>
-            </w:tcMar>
-            <w:vAlign w:val="center"/>
-          </w:tcPr>
-          <w:p>
-            <w:pPr>
-              <w:keepNext w:val="0"/>
-              <w:keepLines w:val="0"/>
-              <w:spacing w:before="0" w:after="0" w:line="264" w:lineRule="auto"/>
-            </w:pPr>
-            <w:r>
-              <w:rPr>
-                <w:rFonts w:ascii="Arial" w:hAnsi="Arial"/>
-                <w:b w:val="0"/>
-                <w:i w:val="0"/>
-                <w:color w:val="17212B"/>
-                <w:sz w:val="17"/>
-              </w:rPr>
-              <w:t>Not available</w:t>
-            </w:r>
-          </w:p>
-        </w:tc>
-        <w:tc>
-          <w:tcPr>
-            <w:tcW w:type="dxa" w:w="2860"/>
-            <w:tcBorders>
-              <w:top w:val="single" w:sz="4" w:color="DFE4E8"/>
-              <w:left w:val="single" w:sz="4" w:color="DFE4E8"/>
-              <w:bottom w:val="single" w:sz="4" w:color="DFE4E8"/>
-              <w:right w:val="single" w:sz="4" w:color="DFE4E8"/>
-            </w:tcBorders>
-            <w:tcMar>
-              <w:top w:w="100" w:type="dxa"/>
-              <w:start w:w="140" w:type="dxa"/>
-              <w:bottom w:w="100" w:type="dxa"/>
-              <w:end w:w="140" w:type="dxa"/>
-            </w:tcMar>
-            <w:vAlign w:val="center"/>
-          </w:tcPr>
-          <w:p>
-            <w:pPr>
-              <w:keepNext w:val="0"/>
-              <w:keepLines w:val="0"/>
-              <w:spacing w:before="0" w:after="0" w:line="264" w:lineRule="auto"/>
-            </w:pPr>
-            <w:r>
-              <w:rPr>
-                <w:rFonts w:ascii="Arial" w:hAnsi="Arial"/>
-                <w:b w:val="0"/>
-                <w:i w:val="0"/>
-                <w:color w:val="17212B"/>
-                <w:sz w:val="17"/>
-              </w:rPr>
-              <w:t>Created after approval</w:t>
-            </w:r>
-          </w:p>
-        </w:tc>
-      </w:tr>
-      <w:tr>
-        <w:tc>
-          <w:tcPr>
-            <w:tcW w:type="dxa" w:w="2500"/>
-            <w:tcBorders>
-              <w:top w:val="single" w:sz="4" w:color="DFE4E8"/>
-              <w:left w:val="single" w:sz="4" w:color="DFE4E8"/>
-              <w:bottom w:val="single" w:sz="4" w:color="DFE4E8"/>
-              <w:right w:val="single" w:sz="4" w:color="DFE4E8"/>
-            </w:tcBorders>
-            <w:tcMar>
-              <w:top w:w="100" w:type="dxa"/>
-              <w:start w:w="140" w:type="dxa"/>
-              <w:bottom w:w="100" w:type="dxa"/>
-              <w:end w:w="140" w:type="dxa"/>
-            </w:tcMar>
-            <w:vAlign w:val="center"/>
-          </w:tcPr>
-          <w:p>
-            <w:pPr>
-              <w:keepNext w:val="0"/>
-              <w:keepLines w:val="0"/>
-              <w:spacing w:before="0" w:after="0" w:line="264" w:lineRule="auto"/>
-            </w:pPr>
-            <w:r>
-              <w:rPr>
-                <w:rFonts w:ascii="Arial" w:hAnsi="Arial"/>
-                <w:b w:val="0"/>
-                <w:i w:val="0"/>
-                <w:color w:val="17212B"/>
-                <w:sz w:val="17"/>
-              </w:rPr>
-              <w:t>Official outcome</w:t>
-            </w:r>
-          </w:p>
-        </w:tc>
-        <w:tc>
-          <w:tcPr>
-            <w:tcW w:type="dxa" w:w="2100"/>
-            <w:tcBorders>
-              <w:top w:val="single" w:sz="4" w:color="DFE4E8"/>
-              <w:left w:val="single" w:sz="4" w:color="DFE4E8"/>
-              <w:bottom w:val="single" w:sz="4" w:color="DFE4E8"/>
-              <w:right w:val="single" w:sz="4" w:color="DFE4E8"/>
-            </w:tcBorders>
-            <w:tcMar>
-              <w:top w:w="100" w:type="dxa"/>
-              <w:start w:w="140" w:type="dxa"/>
-              <w:bottom w:w="100" w:type="dxa"/>
-              <w:end w:w="140" w:type="dxa"/>
-            </w:tcMar>
-            <w:vAlign w:val="center"/>
-          </w:tcPr>
-          <w:p>
-            <w:pPr>
-              <w:keepNext w:val="0"/>
-              <w:keepLines w:val="0"/>
-              <w:spacing w:before="0" w:after="0" w:line="264" w:lineRule="auto"/>
-            </w:pPr>
-            <w:r>
-              <w:rPr>
-                <w:rFonts w:ascii="Arial" w:hAnsi="Arial"/>
-                <w:b w:val="0"/>
-                <w:i w:val="0"/>
-                <w:color w:val="17212B"/>
-                <w:sz w:val="17"/>
-              </w:rPr>
-              <w:t>League recipients</w:t>
-            </w:r>
-          </w:p>
-        </w:tc>
-        <w:tc>
-          <w:tcPr>
-            <w:tcW w:type="dxa" w:w="1900"/>
-            <w:tcBorders>
-              <w:top w:val="single" w:sz="4" w:color="DFE4E8"/>
-              <w:left w:val="single" w:sz="4" w:color="DFE4E8"/>
-              <w:bottom w:val="single" w:sz="4" w:color="DFE4E8"/>
-              <w:right w:val="single" w:sz="4" w:color="DFE4E8"/>
-            </w:tcBorders>
-            <w:tcMar>
-              <w:top w:w="100" w:type="dxa"/>
-              <w:start w:w="140" w:type="dxa"/>
-              <w:bottom w:w="100" w:type="dxa"/>
-              <w:end w:w="140" w:type="dxa"/>
-            </w:tcMar>
-            <w:vAlign w:val="center"/>
-          </w:tcPr>
-          <w:p>
-            <w:pPr>
-              <w:keepNext w:val="0"/>
-              <w:keepLines w:val="0"/>
-              <w:spacing w:before="0" w:after="0" w:line="264" w:lineRule="auto"/>
-            </w:pPr>
-            <w:r>
-              <w:rPr>
-                <w:rFonts w:ascii="Arial" w:hAnsi="Arial"/>
-                <w:b w:val="0"/>
-                <w:i w:val="0"/>
-                <w:color w:val="17212B"/>
-                <w:sz w:val="17"/>
-              </w:rPr>
-              <w:t>Not available</w:t>
-            </w:r>
-          </w:p>
-        </w:tc>
-        <w:tc>
-          <w:tcPr>
-            <w:tcW w:type="dxa" w:w="2860"/>
-            <w:tcBorders>
-              <w:top w:val="single" w:sz="4" w:color="DFE4E8"/>
-              <w:left w:val="single" w:sz="4" w:color="DFE4E8"/>
-              <w:bottom w:val="single" w:sz="4" w:color="DFE4E8"/>
-              <w:right w:val="single" w:sz="4" w:color="DFE4E8"/>
-            </w:tcBorders>
-            <w:tcMar>
-              <w:top w:w="100" w:type="dxa"/>
-              <w:start w:w="140" w:type="dxa"/>
-              <w:bottom w:w="100" w:type="dxa"/>
-              <w:end w:w="140" w:type="dxa"/>
-            </w:tcMar>
-            <w:vAlign w:val="center"/>
-          </w:tcPr>
-          <w:p>
-            <w:pPr>
-              <w:keepNext w:val="0"/>
-              <w:keepLines w:val="0"/>
-              <w:spacing w:before="0" w:after="0" w:line="264" w:lineRule="auto"/>
-            </w:pPr>
-            <w:r>
-              <w:rPr>
-                <w:rFonts w:ascii="Arial" w:hAnsi="Arial"/>
-                <w:b w:val="0"/>
-                <w:i w:val="0"/>
-                <w:color w:val="17212B"/>
-                <w:sz w:val="17"/>
-              </w:rPr>
-              <w:t>Created after approval</w:t>
-            </w:r>
-          </w:p>
-        </w:tc>
-      </w:tr>
-    </w:tbl>
     <w:p>
       <w:r>
         <w:br w:type="page"/>
@@ -11904,7 +11689,7 @@
                 <w:color w:val="17212B"/>
                 <w:sz w:val="18"/>
               </w:rPr>
-              <w:t>I cannot request a response</w:t>
+              <w:t>I cannot send the first email</w:t>
             </w:r>
           </w:p>
         </w:tc>
@@ -11939,7 +11724,7 @@
                 <w:color w:val="17212B"/>
                 <w:sz w:val="18"/>
               </w:rPr>
-              <w:t>Record the alleged rule, save both email drafts, verify the official mailbox and confirm outbound email is enabled.</w:t>
+              <w:t>Read the disabled-button message. Record the alleged rule, save both email drafts, verify the official mailbox and confirm outbound email is enabled.</w:t>
             </w:r>
           </w:p>
         </w:tc>
@@ -13201,7 +12986,7 @@
                 <w:color w:val="17212B"/>
                 <w:sz w:val="17"/>
               </w:rPr>
-              <w:t>See every email</w:t>
+              <w:t>Safe first-email route</w:t>
             </w:r>
           </w:p>
         </w:tc>
@@ -13236,7 +13021,7 @@
                 <w:color w:val="17212B"/>
                 <w:sz w:val="17"/>
               </w:rPr>
-              <w:t>A preview centre shows recipient, subject, body, attachments, status and all outcome audiences before sending.</w:t>
+              <w:t>The case shows two Save buttons, an optional TEST copy to the signed-in admin, and one clearly labelled live-send button.</w:t>
             </w:r>
           </w:p>
         </w:tc>
@@ -13308,7 +13093,7 @@
                 <w:color w:val="17212B"/>
                 <w:sz w:val="17"/>
               </w:rPr>
-              <w:t>Focused work and report history</w:t>
+              <w:t>Assign work</w:t>
             </w:r>
           </w:p>
         </w:tc>
@@ -13343,7 +13128,7 @@
                 <w:color w:val="17212B"/>
                 <w:sz w:val="17"/>
               </w:rPr>
-              <w:t>Selected reports is the default; My assigned cases and Report history are available when needed.</w:t>
+              <w:t>Authorised admins can change the case owner or give a scoped supporting task to another investigator, with audit history.</w:t>
             </w:r>
           </w:p>
         </w:tc>
@@ -13478,7 +13263,7 @@
           <w:color w:val="17212B"/>
           <w:sz w:val="22"/>
         </w:rPr>
-        <w:t>Give a staff tester the fictional Jordan Taylor intake without coaching. Ask them to raise the case, review HawkAI's rule suggestion, preview the response request and explain what happens next. The feature succeeds if they can complete the route and explain the safety checks in their own words.</w:t>
+        <w:t>Give a staff tester the fictional Jordan Taylor intake without coaching. Ask them to raise the case, save both response drafts, send a TEST copy to their own administrator email, assign one supporting task and identify the only button that contacts the club. The feature succeeds if they can complete those actions and explain the safety checks in their own words.</w:t>
       </w:r>
     </w:p>
     <w:tbl>
